--- a/vvdn/converters/dc-dc/isolated/push-pull-converter.docx
+++ b/vvdn/converters/dc-dc/isolated/push-pull-converter.docx
@@ -157,59 +157,2447 @@
                 <w:color w:val="2D3748"/>
                 <w:sz w:val="18"/>
               </w:rPr>
-              <w:t xml:space="preserve">                       Push-Pull DC-DC Converter Power Stage</w:t>
+              <w:t>========================================================================================================================</w:t>
               <w:br/>
-              <w:t xml:space="preserve">   +Vin DC ────────────────────────┬────────────────────────────────────────────────────────┐</w:t>
+              <w:t xml:space="preserve">     DETAILED HARDWARE SCHEMATIC: ISOLATED PUSH-PULL DC-DC CONVERTER (24V -&gt; 12V/15A, 180W)</w:t>
               <w:br/>
-              <w:t xml:space="preserve">                                   │                                                        │</w:t>
+              <w:t>========================================================================================================================</w:t>
               <w:br/>
-              <w:t xml:space="preserve">                         Transformer Primary                                               ┌┴┐</w:t>
               <w:br/>
-              <w:t xml:space="preserve">                         Center-Tap Connection                                             │ │ C_in</w:t>
+              <w:t xml:space="preserve">    +VIN (+24V DC Input Rail) ─────────────────────────┬────────────────────────────────────────────────────────┐</w:t>
               <w:br/>
-              <w:t xml:space="preserve">                                   │                                                       └┬┘</w:t>
+              <w:t xml:space="preserve">        │                                              │                                                        │</w:t>
               <w:br/>
-              <w:t xml:space="preserve">                       ┌───────────┴───────────┐                                            │</w:t>
+              <w:t xml:space="preserve">       ┌┴─────────────────┐                            │                                                       ┌┴┐</w:t>
               <w:br/>
-              <w:t xml:space="preserve">                       │                       │                                            │</w:t>
+              <w:t xml:space="preserve">       │ CIN_BULK         │                 +----------┴----------+                                            │ │ CIN_CER</w:t>
               <w:br/>
-              <w:t xml:space="preserve">                     [ Np1 ]                 [ Np2 ]                                        │</w:t>
+              <w:t xml:space="preserve">       │ 470µF / 50V      │                 | PRIMARY CENTER-TAP  |                                            └┬┘ 4x 10µF/50V</w:t>
               <w:br/>
-              <w:t xml:space="preserve">                       ││                      ││                                           │</w:t>
+              <w:t xml:space="preserve">       │ Low-ESR Poly     │                 +----------+----------+                                             │   X7R 1210</w:t>
               <w:br/>
-              <w:t xml:space="preserve">         Drain (D) ────┤                       ├──── Drain (D)                              │</w:t>
+              <w:t xml:space="preserve">       └┬─────────────────┘                            │                                                        │</w:t>
               <w:br/>
-              <w:t xml:space="preserve">         ┌───┴───┐     │                       │     ┌───┴───┐                              │</w:t>
+              <w:t xml:space="preserve">        │                       +----------------------+----------------------+                                 │</w:t>
               <w:br/>
-              <w:t xml:space="preserve">         │  Q1   │     │                       │     │  Q2   │                              │</w:t>
+              <w:t xml:space="preserve">        │                       |                                             |                                 │</w:t>
               <w:br/>
-              <w:t xml:space="preserve">         └───┬───┘     │                       │     └───┬───┘                              │</w:t>
+              <w:t xml:space="preserve">        │                  PRIMARY WINDING 1                             PRIMARY WINDING 2                      │</w:t>
               <w:br/>
-              <w:t xml:space="preserve">             │         │                       │         │                                  │</w:t>
+              <w:t xml:space="preserve">        │                  (Np1: 6T)                                     (Np2: 6T)                              │</w:t>
               <w:br/>
-              <w:t xml:space="preserve">             │ Source  │                       │         │ Source                           │</w:t>
+              <w:t xml:space="preserve">        │                  * (Dot at Center-Tap)                         |                                      │</w:t>
               <w:br/>
-              <w:t xml:space="preserve">   GND_PRI ──┴─────────┴───────────────────────┴─────────┴──────────────────────────────────┴─── GND_PRI</w:t>
+              <w:t xml:space="preserve">        │                       |                                        * (Dot at Drain Q2)                    │</w:t>
               <w:br/>
-              <w:t xml:space="preserve">                       ││                      ││</w:t>
+              <w:t xml:space="preserve">        │                       +=== NODE DRAIN_Q1 (SW1)                      +=== NODE DRAIN_Q2 (SW2)          │</w:t>
               <w:br/>
-              <w:t xml:space="preserve">   =================== │ ===================== │ =================== ISOLATION BARRIER ===================</w:t>
+              <w:t xml:space="preserve">        │                       |    (Swings 0V to +48V)                      |    (Swings 0V to +48V)          │</w:t>
               <w:br/>
-              <w:t xml:space="preserve">                       ││                      ││</w:t>
+              <w:t xml:space="preserve">        │                       |                                             |                                 │</w:t>
               <w:br/>
-              <w:t xml:space="preserve">                       └───[ Ns1 ]───[&gt;|] D1 ──┬───[ Inductor Lo ]──┬───&gt; +Vout</w:t>
+              <w:t xml:space="preserve">        │      +----------------+--[ R_snub1: 4.7Ω / 2W ]                     +--[ R_snub2: 4.7Ω / 2W ]         │</w:t>
               <w:br/>
-              <w:t xml:space="preserve">                             ││                │                    │</w:t>
+              <w:t xml:space="preserve">        │      |                |         │                                   |         │                       │</w:t>
               <w:br/>
-              <w:t xml:space="preserve">                   GND_SEC ──┼─────────────────┤                   ┌┴┐</w:t>
+              <w:t xml:space="preserve">        │      |                |   [ C_snub1: 1nF / 100V ]                   |   [ C_snub2: 1nF / 100V ]       │</w:t>
               <w:br/>
-              <w:t xml:space="preserve">                             ││                │                   │ │ Co</w:t>
+              <w:t xml:space="preserve">        │      |                |         │                                   |         │                       │</w:t>
               <w:br/>
-              <w:t xml:space="preserve">                           [ Ns2 ]───[&gt;|] D2 ──┘                   └┬┘</w:t>
+              <w:t xml:space="preserve">        │      |                |      GND_PRI                                |      GND_PRI                    │</w:t>
               <w:br/>
-              <w:t xml:space="preserve">                             ││                                     │</w:t>
+              <w:t xml:space="preserve">        │      |                |                                             |                                 │</w:t>
               <w:br/>
-              <w:t xml:space="preserve">                   GND_SEC ──┴──────────────────────────────────────┴─── GND_SEC</w:t>
+              <w:t xml:space="preserve">        │      |                │ Drain (D)                                   │ Drain (D)                       │</w:t>
+              <w:br/>
+              <w:t xml:space="preserve">        │      |               ┌┴──────────────┐                             ┌┴──────────────┐                  │</w:t>
+              <w:br/>
+              <w:t xml:space="preserve">        │      |               │ Q1: N-MOSFET  │                             │ Q2: N-MOSFET  │                  │</w:t>
+              <w:br/>
+              <w:t xml:space="preserve">        │      |               │ IPP045N10N5   │                             │ IPP045N10N5   │                  │</w:t>
+              <w:br/>
+              <w:t xml:space="preserve">        │      |        +-----&gt;│ (100V, 4.5mΩ) │                      +-----&gt;│ (100V, 4.5mΩ) │                  │</w:t>
+              <w:br/>
+              <w:t xml:space="preserve">        │      |        | Gate └┬──────────────┘                      | Gate └┬──────────────┘                  │</w:t>
+              <w:br/>
+              <w:t xml:space="preserve">        │      |        |       │ Source (S)                          |       │ Source (S)                      │</w:t>
+              <w:br/>
+              <w:t xml:space="preserve">        │      |        |       +-------------------+-----------------+       │                                 │</w:t>
+              <w:br/>
+              <w:t xml:space="preserve">        │      |        |                           │                         │                                 │</w:t>
+              <w:br/>
+              <w:t xml:space="preserve">        │      |        |                          ┌┴┐ R_shunt: 5.0mΩ / 3W    │                                 │</w:t>
+              <w:br/>
+              <w:t xml:space="preserve">        │      |        |                          │ │ 1% Metal Strip         │                                 │</w:t>
+              <w:br/>
+              <w:t xml:space="preserve">        │      |        |                          └┬┘ (Total Primary Current)│                                 │</w:t>
+              <w:br/>
+              <w:t xml:space="preserve">        │      |        |                           │                         │                                 │</w:t>
+              <w:br/>
+              <w:t xml:space="preserve">        │      |        |                        GND_PRI                      │                                 │</w:t>
+              <w:br/>
+              <w:t xml:space="preserve">        │      |        |                                                     │                                 │</w:t>
+              <w:br/>
+              <w:t xml:space="preserve">        │      |        |   +---[ DUAL LOW-SIDE DRIVER (e.g. UCC27524) ]---+  │                                 │</w:t>
+              <w:br/>
+              <w:t xml:space="preserve">        │      |        +---| OUTA (Pin 7) -------[ R_g1: 4.7Ω ]           |  │                                 │</w:t>
+              <w:br/>
+              <w:t xml:space="preserve">        │      |            | OUTB (Pin 5) -------[ R_g2: 4.7Ω ]-----------+--+                                 │</w:t>
+              <w:br/>
+              <w:t xml:space="preserve">        │      |            | INA / INB &lt;--- Push-Pull PWM (Dead-time &gt;= 150ns)                                 │</w:t>
+              <w:br/>
+              <w:t xml:space="preserve">        │      |            | VDD = +12V, GND = GND_PRI                                                         │</w:t>
+              <w:br/>
+              <w:t xml:space="preserve">        │      |            +-----------------------------------------------------------------------------------+</w:t>
+              <w:br/>
+              <w:t xml:space="preserve">        │      |</w:t>
+              <w:br/>
+              <w:t xml:space="preserve">    GND_PRI ───┴────────────────────────────────────────────────────────────────────────────────────────────────┴─── GND_PRI</w:t>
+              <w:br/>
+              <w:t xml:space="preserve">        │</w:t>
+              <w:br/>
+              <w:t xml:space="preserve">       ┌┴┐ CY1: Safety Y2 Capacitor (2.2nF / 250VAC Across Galvanic Barrier)</w:t>
+              <w:br/>
+              <w:t xml:space="preserve">       └┬┘</w:t>
+              <w:br/>
+              <w:t xml:space="preserve">        │</w:t>
+              <w:br/>
+              <w:t xml:space="preserve">   ============================================= ISOLATION BARRIER =====================================================</w:t>
+              <w:br/>
+              <w:t xml:space="preserve">        │</w:t>
+              <w:br/>
+              <w:t xml:space="preserve">    GND_SEC ────────────────────+───────────────────────────────────────────────────────────────────────────────┬─── GND_SEC</w:t>
+              <w:br/>
+              <w:t xml:space="preserve">        │                       │                                                                               │</w:t>
+              <w:br/>
+              <w:t xml:space="preserve">        │            SECONDARY CENTER-TAP                                                                       │</w:t>
+              <w:br/>
+              <w:t xml:space="preserve">        │            (Ns1: 4T, Ns2: 4T)                                                                         │</w:t>
+              <w:br/>
+              <w:t xml:space="preserve">        │                       │                                                                               │</w:t>
+              <w:br/>
+              <w:t xml:space="preserve">        │         +-------------+-------------+                                                                 │</w:t>
+              <w:br/>
+              <w:t xml:space="preserve">        │         |                           |                                                                 │</w:t>
+              <w:br/>
+              <w:t xml:space="preserve">        │   SECONDARY WINDING 1         SECONDARY WINDING 2                                                     │</w:t>
+              <w:br/>
+              <w:t xml:space="preserve">        │   (Ns1: 4T)                   (Ns2: 4T)                                                               │</w:t>
+              <w:br/>
+              <w:t xml:space="preserve">        │   * (Dot at Anode D1)         |                                                                       │</w:t>
+              <w:br/>
+              <w:t xml:space="preserve">        │         |                     * (Dot at Center-Tap)                                                   │</w:t>
+              <w:br/>
+              <w:t xml:space="preserve">        │         +---[&gt;|] D1           |                                                                       │</w:t>
+              <w:br/>
+              <w:t xml:space="preserve">        │             V40100P           +---[&gt;|] D2 (V40100P Schottky)                                          │</w:t>
+              <w:br/>
+              <w:t xml:space="preserve">        │             [Cathode]             [Cathode]                                                           │</w:t>
+              <w:br/>
+              <w:t xml:space="preserve">        │                 │                     │                                                               │</w:t>
+              <w:br/>
+              <w:t xml:space="preserve">        │                 +==========+==========+=== NODE RECT_CATHODE                                          │</w:t>
+              <w:br/>
+              <w:t xml:space="preserve">        │                            |               (Rectified +16V AC)                                        │</w:t>
+              <w:br/>
+              <w:t xml:space="preserve">        │                            |                                                                          │</w:t>
+              <w:br/>
+              <w:t xml:space="preserve">        │                            ├──[ R_snub_sec: 3.3Ω / 2W ]                                               │</w:t>
+              <w:br/>
+              <w:t xml:space="preserve">        │                            │         │                                                                │</w:t>
+              <w:br/>
+              <w:t xml:space="preserve">        │                            │   [ C_snub_sec: 1.5nF / 100V ]                                           │</w:t>
+              <w:br/>
+              <w:t xml:space="preserve">        │                            │         │                                                                │</w:t>
+              <w:br/>
+              <w:t xml:space="preserve">        │                            │      GND_SEC                                                             │</w:t>
+              <w:br/>
+              <w:t xml:space="preserve">        │                            │                                                                          │</w:t>
+              <w:br/>
+              <w:t xml:space="preserve">        │                            +---[ Lo: 10µH / 20A Power Choke ]──+=== +VOUT (+12V/15A)                  │</w:t>
+              <w:br/>
+              <w:t xml:space="preserve">        │                                Coilcraft AGP4233-103           │                                      │</w:t>
+              <w:br/>
+              <w:t xml:space="preserve">        │                                (DCR = 2.8mΩ, Isat = 24A)      ┌┴──────────────────┐                   │</w:t>
+              <w:br/>
+              <w:t xml:space="preserve">        │                                                               │ COUT_BULK         │                   │</w:t>
+              <w:br/>
+              <w:t xml:space="preserve">        │                                                              ┌┴┐ 4x 330µF/25V    ┌┴┐ COUT_CER         │</w:t>
+              <w:br/>
+              <w:t xml:space="preserve">        │                                                              │ │ Poly (ESR=6mΩ)  │ │ 6x 22µF/25V      │</w:t>
+              <w:br/>
+              <w:t xml:space="preserve">        │                                                              └┬┘                 └┬┘ X7R 1210         │</w:t>
+              <w:br/>
+              <w:t xml:space="preserve">        │                                                               │                   │                   │</w:t>
+              <w:br/>
+              <w:t xml:space="preserve">    GND_SEC ────────────────────────────────────────────────────────────┴───────────────────┴───────────────────┴─── GND_SEC</w:t>
+            </w:r>
+          </w:p>
+        </w:tc>
+      </w:tr>
+    </w:tbl>
+    <w:p/>
+    <w:p>
+      <w:pPr>
+        <w:spacing w:before="160" w:after="80"/>
+      </w:pPr>
+      <w:r>
+        <w:rPr>
+          <w:b/>
+          <w:color w:val="4682B4"/>
+          <w:sz w:val="24"/>
+        </w:rPr>
+        <w:t>1.1 Detailed Component Connection Netlist &amp; Terminal Details:</w:t>
+      </w:r>
+    </w:p>
+    <w:tbl>
+      <w:tblPr>
+        <w:tblW w:type="auto" w:w="0"/>
+        <w:jc w:val="center"/>
+        <w:tblLook w:firstColumn="1" w:firstRow="1" w:lastColumn="0" w:lastRow="0" w:noHBand="0" w:noVBand="1" w:val="04A0"/>
+        <w:tblBorders>
+          <w:top w:val="single" w:sz="4" w:space="0" w:color="D0D7DE"/>
+          <w:left w:val="none"/>
+          <w:bottom w:val="single" w:sz="8" w:space="0" w:color="D0D7DE"/>
+          <w:right w:val="none"/>
+          <w:insideH w:val="single" w:sz="4" w:space="0" w:color="D0D7DE"/>
+          <w:insideV w:val="none"/>
+        </w:tblBorders>
+      </w:tblPr>
+      <w:tblGrid>
+        <w:gridCol w:w="1958"/>
+        <w:gridCol w:w="1958"/>
+        <w:gridCol w:w="1958"/>
+        <w:gridCol w:w="1958"/>
+        <w:gridCol w:w="1958"/>
+      </w:tblGrid>
+      <w:tr>
+        <w:tc>
+          <w:tcPr>
+            <w:tcW w:type="dxa" w:w="1958"/>
+            <w:shd w:fill="204A6E"/>
+            <w:tcMar>
+              <w:top w:w="100" w:type="dxa"/>
+              <w:bottom w:w="100" w:type="dxa"/>
+              <w:left w:w="120" w:type="dxa"/>
+              <w:right w:w="120" w:type="dxa"/>
+            </w:tcMar>
+            <w:vAlign w:val="center"/>
+          </w:tcPr>
+          <w:p>
+            <w:pPr>
+              <w:spacing w:after="0"/>
+            </w:pPr>
+            <w:r>
+              <w:rPr>
+                <w:b/>
+                <w:color w:val="FFFFFF"/>
+                <w:sz w:val="19"/>
+              </w:rPr>
+              <w:t>Net Name</w:t>
+            </w:r>
+          </w:p>
+        </w:tc>
+        <w:tc>
+          <w:tcPr>
+            <w:tcW w:type="dxa" w:w="1958"/>
+            <w:shd w:fill="204A6E"/>
+            <w:tcMar>
+              <w:top w:w="100" w:type="dxa"/>
+              <w:bottom w:w="100" w:type="dxa"/>
+              <w:left w:w="120" w:type="dxa"/>
+              <w:right w:w="120" w:type="dxa"/>
+            </w:tcMar>
+            <w:vAlign w:val="center"/>
+          </w:tcPr>
+          <w:p>
+            <w:pPr>
+              <w:spacing w:after="0"/>
+            </w:pPr>
+            <w:r>
+              <w:rPr>
+                <w:b/>
+                <w:color w:val="FFFFFF"/>
+                <w:sz w:val="19"/>
+              </w:rPr>
+              <w:t>Source (Pin / Terminal)</w:t>
+            </w:r>
+          </w:p>
+        </w:tc>
+        <w:tc>
+          <w:tcPr>
+            <w:tcW w:type="dxa" w:w="1958"/>
+            <w:shd w:fill="204A6E"/>
+            <w:tcMar>
+              <w:top w:w="100" w:type="dxa"/>
+              <w:bottom w:w="100" w:type="dxa"/>
+              <w:left w:w="120" w:type="dxa"/>
+              <w:right w:w="120" w:type="dxa"/>
+            </w:tcMar>
+            <w:vAlign w:val="center"/>
+          </w:tcPr>
+          <w:p>
+            <w:pPr>
+              <w:spacing w:after="0"/>
+            </w:pPr>
+            <w:r>
+              <w:rPr>
+                <w:b/>
+                <w:color w:val="FFFFFF"/>
+                <w:sz w:val="19"/>
+              </w:rPr>
+              <w:t>Destination (Pin / Terminal)</w:t>
+            </w:r>
+          </w:p>
+        </w:tc>
+        <w:tc>
+          <w:tcPr>
+            <w:tcW w:type="dxa" w:w="1958"/>
+            <w:shd w:fill="204A6E"/>
+            <w:tcMar>
+              <w:top w:w="100" w:type="dxa"/>
+              <w:bottom w:w="100" w:type="dxa"/>
+              <w:left w:w="120" w:type="dxa"/>
+              <w:right w:w="120" w:type="dxa"/>
+            </w:tcMar>
+            <w:vAlign w:val="center"/>
+          </w:tcPr>
+          <w:p>
+            <w:pPr>
+              <w:spacing w:after="0"/>
+            </w:pPr>
+            <w:r>
+              <w:rPr>
+                <w:b/>
+                <w:color w:val="FFFFFF"/>
+                <w:sz w:val="19"/>
+              </w:rPr>
+              <w:t>Electrical Function</w:t>
+            </w:r>
+          </w:p>
+        </w:tc>
+        <w:tc>
+          <w:tcPr>
+            <w:tcW w:type="dxa" w:w="1958"/>
+            <w:shd w:fill="204A6E"/>
+            <w:tcMar>
+              <w:top w:w="100" w:type="dxa"/>
+              <w:bottom w:w="100" w:type="dxa"/>
+              <w:left w:w="120" w:type="dxa"/>
+              <w:right w:w="120" w:type="dxa"/>
+            </w:tcMar>
+            <w:vAlign w:val="center"/>
+          </w:tcPr>
+          <w:p>
+            <w:pPr>
+              <w:spacing w:after="0"/>
+            </w:pPr>
+            <w:r>
+              <w:rPr>
+                <w:b/>
+                <w:color w:val="FFFFFF"/>
+                <w:sz w:val="19"/>
+              </w:rPr>
+              <w:t>Hardware Engineering Notes</w:t>
+            </w:r>
+          </w:p>
+        </w:tc>
+      </w:tr>
+      <w:tr>
+        <w:tc>
+          <w:tcPr>
+            <w:tcW w:type="dxa" w:w="1958"/>
+            <w:tcMar>
+              <w:top w:w="80" w:type="dxa"/>
+              <w:bottom w:w="80" w:type="dxa"/>
+              <w:left w:w="120" w:type="dxa"/>
+              <w:right w:w="120" w:type="dxa"/>
+            </w:tcMar>
+            <w:vAlign w:val="center"/>
+          </w:tcPr>
+          <w:p>
+            <w:pPr>
+              <w:spacing w:after="0"/>
+            </w:pPr>
+            <w:r>
+              <w:rPr>
+                <w:b/>
+                <w:color w:val="282C34"/>
+                <w:sz w:val="18"/>
+              </w:rPr>
+              <w:t>+VIN_RAW</w:t>
+            </w:r>
+          </w:p>
+        </w:tc>
+        <w:tc>
+          <w:tcPr>
+            <w:tcW w:type="dxa" w:w="1958"/>
+            <w:tcMar>
+              <w:top w:w="80" w:type="dxa"/>
+              <w:bottom w:w="80" w:type="dxa"/>
+              <w:left w:w="120" w:type="dxa"/>
+              <w:right w:w="120" w:type="dxa"/>
+            </w:tcMar>
+            <w:vAlign w:val="center"/>
+          </w:tcPr>
+          <w:p>
+            <w:pPr>
+              <w:spacing w:after="0"/>
+            </w:pPr>
+            <w:r>
+              <w:rPr>
+                <w:color w:val="282C34"/>
+                <w:sz w:val="18"/>
+              </w:rPr>
+              <w:t>Input Connector Pin 1</w:t>
+            </w:r>
+          </w:p>
+        </w:tc>
+        <w:tc>
+          <w:tcPr>
+            <w:tcW w:type="dxa" w:w="1958"/>
+            <w:tcMar>
+              <w:top w:w="80" w:type="dxa"/>
+              <w:bottom w:w="80" w:type="dxa"/>
+              <w:left w:w="120" w:type="dxa"/>
+              <w:right w:w="120" w:type="dxa"/>
+            </w:tcMar>
+            <w:vAlign w:val="center"/>
+          </w:tcPr>
+          <w:p>
+            <w:pPr>
+              <w:spacing w:after="0"/>
+            </w:pPr>
+            <w:r>
+              <w:rPr>
+                <w:i/>
+                <w:color w:val="145AA0"/>
+                <w:sz w:val="18"/>
+              </w:rPr>
+              <w:t>C_{in</w:t>
+            </w:r>
+            <w:r>
+              <w:rPr>
+                <w:color w:val="282C34"/>
+                <w:sz w:val="18"/>
+              </w:rPr>
+              <w:t xml:space="preserve"> bank (+), Transformer Primary Center-Tap</w:t>
+            </w:r>
+          </w:p>
+        </w:tc>
+        <w:tc>
+          <w:tcPr>
+            <w:tcW w:type="dxa" w:w="1958"/>
+            <w:tcMar>
+              <w:top w:w="80" w:type="dxa"/>
+              <w:bottom w:w="80" w:type="dxa"/>
+              <w:left w:w="120" w:type="dxa"/>
+              <w:right w:w="120" w:type="dxa"/>
+            </w:tcMar>
+            <w:vAlign w:val="center"/>
+          </w:tcPr>
+          <w:p>
+            <w:pPr>
+              <w:spacing w:after="0"/>
+            </w:pPr>
+            <w:r>
+              <w:rPr>
+                <w:color w:val="282C34"/>
+                <w:sz w:val="18"/>
+              </w:rPr>
+              <w:t>+24V DC power feed</w:t>
+            </w:r>
+          </w:p>
+        </w:tc>
+        <w:tc>
+          <w:tcPr>
+            <w:tcW w:type="dxa" w:w="1958"/>
+            <w:tcMar>
+              <w:top w:w="80" w:type="dxa"/>
+              <w:bottom w:w="80" w:type="dxa"/>
+              <w:left w:w="120" w:type="dxa"/>
+              <w:right w:w="120" w:type="dxa"/>
+            </w:tcMar>
+            <w:vAlign w:val="center"/>
+          </w:tcPr>
+          <w:p>
+            <w:pPr>
+              <w:spacing w:after="0"/>
+            </w:pPr>
+            <w:r>
+              <w:rPr>
+                <w:color w:val="282C34"/>
+                <w:sz w:val="18"/>
+              </w:rPr>
+              <w:t>Center-tap connection carries continuous DC current; requires low-inductance busbar/plane.</w:t>
+            </w:r>
+          </w:p>
+        </w:tc>
+      </w:tr>
+      <w:tr>
+        <w:tc>
+          <w:tcPr>
+            <w:tcW w:type="dxa" w:w="1958"/>
+            <w:shd w:fill="F4F7F9"/>
+            <w:tcMar>
+              <w:top w:w="80" w:type="dxa"/>
+              <w:bottom w:w="80" w:type="dxa"/>
+              <w:left w:w="120" w:type="dxa"/>
+              <w:right w:w="120" w:type="dxa"/>
+            </w:tcMar>
+            <w:vAlign w:val="center"/>
+          </w:tcPr>
+          <w:p>
+            <w:pPr>
+              <w:spacing w:after="0"/>
+            </w:pPr>
+            <w:r>
+              <w:rPr>
+                <w:b/>
+                <w:color w:val="282C34"/>
+                <w:sz w:val="18"/>
+              </w:rPr>
+              <w:t>DRAIN_Q1 (SW1)</w:t>
+            </w:r>
+          </w:p>
+        </w:tc>
+        <w:tc>
+          <w:tcPr>
+            <w:tcW w:type="dxa" w:w="1958"/>
+            <w:shd w:fill="F4F7F9"/>
+            <w:tcMar>
+              <w:top w:w="80" w:type="dxa"/>
+              <w:bottom w:w="80" w:type="dxa"/>
+              <w:left w:w="120" w:type="dxa"/>
+              <w:right w:w="120" w:type="dxa"/>
+            </w:tcMar>
+            <w:vAlign w:val="center"/>
+          </w:tcPr>
+          <w:p>
+            <w:pPr>
+              <w:spacing w:after="0"/>
+            </w:pPr>
+            <w:r>
+              <w:rPr>
+                <w:color w:val="282C34"/>
+                <w:sz w:val="18"/>
+              </w:rPr>
+              <w:t xml:space="preserve">Transformer Primary </w:t>
+            </w:r>
+            <w:r>
+              <w:rPr>
+                <w:i/>
+                <w:color w:val="145AA0"/>
+                <w:sz w:val="18"/>
+              </w:rPr>
+              <w:t>N_{p1</w:t>
+            </w:r>
+            <w:r>
+              <w:rPr>
+                <w:color w:val="282C34"/>
+                <w:sz w:val="18"/>
+              </w:rPr>
+              <w:t xml:space="preserve"> Pin 1</w:t>
+            </w:r>
+          </w:p>
+        </w:tc>
+        <w:tc>
+          <w:tcPr>
+            <w:tcW w:type="dxa" w:w="1958"/>
+            <w:shd w:fill="F4F7F9"/>
+            <w:tcMar>
+              <w:top w:w="80" w:type="dxa"/>
+              <w:bottom w:w="80" w:type="dxa"/>
+              <w:left w:w="120" w:type="dxa"/>
+              <w:right w:w="120" w:type="dxa"/>
+            </w:tcMar>
+            <w:vAlign w:val="center"/>
+          </w:tcPr>
+          <w:p>
+            <w:pPr>
+              <w:spacing w:after="0"/>
+            </w:pPr>
+            <w:r>
+              <w:rPr>
+                <w:i/>
+                <w:color w:val="145AA0"/>
+                <w:sz w:val="18"/>
+              </w:rPr>
+              <w:t>Q_1</w:t>
+            </w:r>
+            <w:r>
+              <w:rPr>
+                <w:color w:val="282C34"/>
+                <w:sz w:val="18"/>
+              </w:rPr>
+              <w:t xml:space="preserve"> Drain (Tab), Snubber </w:t>
+            </w:r>
+            <w:r>
+              <w:rPr>
+                <w:i/>
+                <w:color w:val="145AA0"/>
+                <w:sz w:val="18"/>
+              </w:rPr>
+              <w:t>R_{snub1</w:t>
+            </w:r>
+          </w:p>
+        </w:tc>
+        <w:tc>
+          <w:tcPr>
+            <w:tcW w:type="dxa" w:w="1958"/>
+            <w:shd w:fill="F4F7F9"/>
+            <w:tcMar>
+              <w:top w:w="80" w:type="dxa"/>
+              <w:bottom w:w="80" w:type="dxa"/>
+              <w:left w:w="120" w:type="dxa"/>
+              <w:right w:w="120" w:type="dxa"/>
+            </w:tcMar>
+            <w:vAlign w:val="center"/>
+          </w:tcPr>
+          <w:p>
+            <w:pPr>
+              <w:spacing w:after="0"/>
+            </w:pPr>
+            <w:r>
+              <w:rPr>
+                <w:color w:val="282C34"/>
+                <w:sz w:val="18"/>
+              </w:rPr>
+              <w:t>Alternating primary switching node</w:t>
+            </w:r>
+          </w:p>
+        </w:tc>
+        <w:tc>
+          <w:tcPr>
+            <w:tcW w:type="dxa" w:w="1958"/>
+            <w:shd w:fill="F4F7F9"/>
+            <w:tcMar>
+              <w:top w:w="80" w:type="dxa"/>
+              <w:bottom w:w="80" w:type="dxa"/>
+              <w:left w:w="120" w:type="dxa"/>
+              <w:right w:w="120" w:type="dxa"/>
+            </w:tcMar>
+            <w:vAlign w:val="center"/>
+          </w:tcPr>
+          <w:p>
+            <w:pPr>
+              <w:spacing w:after="0"/>
+            </w:pPr>
+            <w:r>
+              <w:rPr>
+                <w:color w:val="282C34"/>
+                <w:sz w:val="18"/>
+              </w:rPr>
+              <w:t xml:space="preserve">Swings to </w:t>
+            </w:r>
+            <w:r>
+              <w:rPr>
+                <w:i/>
+                <w:color w:val="145AA0"/>
+                <w:sz w:val="18"/>
+              </w:rPr>
+              <w:t>2 V_{IN = 48\,V</w:t>
+            </w:r>
+            <w:r>
+              <w:rPr>
+                <w:color w:val="282C34"/>
+                <w:sz w:val="18"/>
+              </w:rPr>
+              <w:t xml:space="preserve"> when </w:t>
+            </w:r>
+            <w:r>
+              <w:rPr>
+                <w:i/>
+                <w:color w:val="145AA0"/>
+                <w:sz w:val="18"/>
+              </w:rPr>
+              <w:t>Q_2</w:t>
+            </w:r>
+            <w:r>
+              <w:rPr>
+                <w:color w:val="282C34"/>
+                <w:sz w:val="18"/>
+              </w:rPr>
+              <w:t xml:space="preserve"> is ON due to autotransformer action of center-tap.</w:t>
+            </w:r>
+          </w:p>
+        </w:tc>
+      </w:tr>
+      <w:tr>
+        <w:tc>
+          <w:tcPr>
+            <w:tcW w:type="dxa" w:w="1958"/>
+            <w:tcMar>
+              <w:top w:w="80" w:type="dxa"/>
+              <w:bottom w:w="80" w:type="dxa"/>
+              <w:left w:w="120" w:type="dxa"/>
+              <w:right w:w="120" w:type="dxa"/>
+            </w:tcMar>
+            <w:vAlign w:val="center"/>
+          </w:tcPr>
+          <w:p>
+            <w:pPr>
+              <w:spacing w:after="0"/>
+            </w:pPr>
+            <w:r>
+              <w:rPr>
+                <w:b/>
+                <w:color w:val="282C34"/>
+                <w:sz w:val="18"/>
+              </w:rPr>
+              <w:t>DRAIN_Q2 (SW2)</w:t>
+            </w:r>
+          </w:p>
+        </w:tc>
+        <w:tc>
+          <w:tcPr>
+            <w:tcW w:type="dxa" w:w="1958"/>
+            <w:tcMar>
+              <w:top w:w="80" w:type="dxa"/>
+              <w:bottom w:w="80" w:type="dxa"/>
+              <w:left w:w="120" w:type="dxa"/>
+              <w:right w:w="120" w:type="dxa"/>
+            </w:tcMar>
+            <w:vAlign w:val="center"/>
+          </w:tcPr>
+          <w:p>
+            <w:pPr>
+              <w:spacing w:after="0"/>
+            </w:pPr>
+            <w:r>
+              <w:rPr>
+                <w:color w:val="282C34"/>
+                <w:sz w:val="18"/>
+              </w:rPr>
+              <w:t xml:space="preserve">Transformer Primary </w:t>
+            </w:r>
+            <w:r>
+              <w:rPr>
+                <w:i/>
+                <w:color w:val="145AA0"/>
+                <w:sz w:val="18"/>
+              </w:rPr>
+              <w:t>N_{p2</w:t>
+            </w:r>
+            <w:r>
+              <w:rPr>
+                <w:color w:val="282C34"/>
+                <w:sz w:val="18"/>
+              </w:rPr>
+              <w:t xml:space="preserve"> Pin 2</w:t>
+            </w:r>
+          </w:p>
+        </w:tc>
+        <w:tc>
+          <w:tcPr>
+            <w:tcW w:type="dxa" w:w="1958"/>
+            <w:tcMar>
+              <w:top w:w="80" w:type="dxa"/>
+              <w:bottom w:w="80" w:type="dxa"/>
+              <w:left w:w="120" w:type="dxa"/>
+              <w:right w:w="120" w:type="dxa"/>
+            </w:tcMar>
+            <w:vAlign w:val="center"/>
+          </w:tcPr>
+          <w:p>
+            <w:pPr>
+              <w:spacing w:after="0"/>
+            </w:pPr>
+            <w:r>
+              <w:rPr>
+                <w:i/>
+                <w:color w:val="145AA0"/>
+                <w:sz w:val="18"/>
+              </w:rPr>
+              <w:t>Q_2</w:t>
+            </w:r>
+            <w:r>
+              <w:rPr>
+                <w:color w:val="282C34"/>
+                <w:sz w:val="18"/>
+              </w:rPr>
+              <w:t xml:space="preserve"> Drain (Tab), Snubber </w:t>
+            </w:r>
+            <w:r>
+              <w:rPr>
+                <w:i/>
+                <w:color w:val="145AA0"/>
+                <w:sz w:val="18"/>
+              </w:rPr>
+              <w:t>R_{snub2</w:t>
+            </w:r>
+          </w:p>
+        </w:tc>
+        <w:tc>
+          <w:tcPr>
+            <w:tcW w:type="dxa" w:w="1958"/>
+            <w:tcMar>
+              <w:top w:w="80" w:type="dxa"/>
+              <w:bottom w:w="80" w:type="dxa"/>
+              <w:left w:w="120" w:type="dxa"/>
+              <w:right w:w="120" w:type="dxa"/>
+            </w:tcMar>
+            <w:vAlign w:val="center"/>
+          </w:tcPr>
+          <w:p>
+            <w:pPr>
+              <w:spacing w:after="0"/>
+            </w:pPr>
+            <w:r>
+              <w:rPr>
+                <w:color w:val="282C34"/>
+                <w:sz w:val="18"/>
+              </w:rPr>
+              <w:t>Alternating primary switching node</w:t>
+            </w:r>
+          </w:p>
+        </w:tc>
+        <w:tc>
+          <w:tcPr>
+            <w:tcW w:type="dxa" w:w="1958"/>
+            <w:tcMar>
+              <w:top w:w="80" w:type="dxa"/>
+              <w:bottom w:w="80" w:type="dxa"/>
+              <w:left w:w="120" w:type="dxa"/>
+              <w:right w:w="120" w:type="dxa"/>
+            </w:tcMar>
+            <w:vAlign w:val="center"/>
+          </w:tcPr>
+          <w:p>
+            <w:pPr>
+              <w:spacing w:after="0"/>
+            </w:pPr>
+            <w:r>
+              <w:rPr>
+                <w:color w:val="282C34"/>
+                <w:sz w:val="18"/>
+              </w:rPr>
+              <w:t>Symmetrical layout with SW1 is mandatory to prevent flux walking and transformer core saturation.</w:t>
+            </w:r>
+          </w:p>
+        </w:tc>
+      </w:tr>
+      <w:tr>
+        <w:tc>
+          <w:tcPr>
+            <w:tcW w:type="dxa" w:w="1958"/>
+            <w:shd w:fill="F4F7F9"/>
+            <w:tcMar>
+              <w:top w:w="80" w:type="dxa"/>
+              <w:bottom w:w="80" w:type="dxa"/>
+              <w:left w:w="120" w:type="dxa"/>
+              <w:right w:w="120" w:type="dxa"/>
+            </w:tcMar>
+            <w:vAlign w:val="center"/>
+          </w:tcPr>
+          <w:p>
+            <w:pPr>
+              <w:spacing w:after="0"/>
+            </w:pPr>
+            <w:r>
+              <w:rPr>
+                <w:b/>
+                <w:color w:val="282C34"/>
+                <w:sz w:val="18"/>
+              </w:rPr>
+              <w:t>RECT_CATHODE</w:t>
+            </w:r>
+          </w:p>
+        </w:tc>
+        <w:tc>
+          <w:tcPr>
+            <w:tcW w:type="dxa" w:w="1958"/>
+            <w:shd w:fill="F4F7F9"/>
+            <w:tcMar>
+              <w:top w:w="80" w:type="dxa"/>
+              <w:bottom w:w="80" w:type="dxa"/>
+              <w:left w:w="120" w:type="dxa"/>
+              <w:right w:w="120" w:type="dxa"/>
+            </w:tcMar>
+            <w:vAlign w:val="center"/>
+          </w:tcPr>
+          <w:p>
+            <w:pPr>
+              <w:spacing w:after="0"/>
+            </w:pPr>
+            <w:r>
+              <w:rPr>
+                <w:color w:val="282C34"/>
+                <w:sz w:val="18"/>
+              </w:rPr>
+              <w:t xml:space="preserve">Diodes </w:t>
+            </w:r>
+            <w:r>
+              <w:rPr>
+                <w:i/>
+                <w:color w:val="145AA0"/>
+                <w:sz w:val="18"/>
+              </w:rPr>
+              <w:t>D_1, D_2</w:t>
+            </w:r>
+            <w:r>
+              <w:rPr>
+                <w:color w:val="282C34"/>
+                <w:sz w:val="18"/>
+              </w:rPr>
+              <w:t xml:space="preserve"> Common Cathodes</w:t>
+            </w:r>
+          </w:p>
+        </w:tc>
+        <w:tc>
+          <w:tcPr>
+            <w:tcW w:type="dxa" w:w="1958"/>
+            <w:shd w:fill="F4F7F9"/>
+            <w:tcMar>
+              <w:top w:w="80" w:type="dxa"/>
+              <w:bottom w:w="80" w:type="dxa"/>
+              <w:left w:w="120" w:type="dxa"/>
+              <w:right w:w="120" w:type="dxa"/>
+            </w:tcMar>
+            <w:vAlign w:val="center"/>
+          </w:tcPr>
+          <w:p>
+            <w:pPr>
+              <w:spacing w:after="0"/>
+            </w:pPr>
+            <w:r>
+              <w:rPr>
+                <w:color w:val="282C34"/>
+                <w:sz w:val="18"/>
+              </w:rPr>
+              <w:t xml:space="preserve">Output Choke </w:t>
+            </w:r>
+            <w:r>
+              <w:rPr>
+                <w:i/>
+                <w:color w:val="145AA0"/>
+                <w:sz w:val="18"/>
+              </w:rPr>
+              <w:t>L_o</w:t>
+            </w:r>
+            <w:r>
+              <w:rPr>
+                <w:color w:val="282C34"/>
+                <w:sz w:val="18"/>
+              </w:rPr>
+              <w:t xml:space="preserve"> Pin 1, Secondary Snubber</w:t>
+            </w:r>
+          </w:p>
+        </w:tc>
+        <w:tc>
+          <w:tcPr>
+            <w:tcW w:type="dxa" w:w="1958"/>
+            <w:shd w:fill="F4F7F9"/>
+            <w:tcMar>
+              <w:top w:w="80" w:type="dxa"/>
+              <w:bottom w:w="80" w:type="dxa"/>
+              <w:left w:w="120" w:type="dxa"/>
+              <w:right w:w="120" w:type="dxa"/>
+            </w:tcMar>
+            <w:vAlign w:val="center"/>
+          </w:tcPr>
+          <w:p>
+            <w:pPr>
+              <w:spacing w:after="0"/>
+            </w:pPr>
+            <w:r>
+              <w:rPr>
+                <w:color w:val="282C34"/>
+                <w:sz w:val="18"/>
+              </w:rPr>
+              <w:t>Full-wave rectified DC pulse train</w:t>
+            </w:r>
+          </w:p>
+        </w:tc>
+        <w:tc>
+          <w:tcPr>
+            <w:tcW w:type="dxa" w:w="1958"/>
+            <w:shd w:fill="F4F7F9"/>
+            <w:tcMar>
+              <w:top w:w="80" w:type="dxa"/>
+              <w:bottom w:w="80" w:type="dxa"/>
+              <w:left w:w="120" w:type="dxa"/>
+              <w:right w:w="120" w:type="dxa"/>
+            </w:tcMar>
+            <w:vAlign w:val="center"/>
+          </w:tcPr>
+          <w:p>
+            <w:pPr>
+              <w:spacing w:after="0"/>
+            </w:pPr>
+            <w:r>
+              <w:rPr>
+                <w:color w:val="282C34"/>
+                <w:sz w:val="18"/>
+              </w:rPr>
+              <w:t>Frequency is doubled (</w:t>
+            </w:r>
+            <w:r>
+              <w:rPr>
+                <w:i/>
+                <w:color w:val="145AA0"/>
+                <w:sz w:val="18"/>
+              </w:rPr>
+              <w:t>2 f_s</w:t>
+            </w:r>
+            <w:r>
+              <w:rPr>
+                <w:color w:val="282C34"/>
+                <w:sz w:val="18"/>
+              </w:rPr>
+              <w:t>); ripple frequency is twice the switching frequency.</w:t>
+            </w:r>
+          </w:p>
+        </w:tc>
+      </w:tr>
+      <w:tr>
+        <w:tc>
+          <w:tcPr>
+            <w:tcW w:type="dxa" w:w="1958"/>
+            <w:tcMar>
+              <w:top w:w="80" w:type="dxa"/>
+              <w:bottom w:w="80" w:type="dxa"/>
+              <w:left w:w="120" w:type="dxa"/>
+              <w:right w:w="120" w:type="dxa"/>
+            </w:tcMar>
+            <w:vAlign w:val="center"/>
+          </w:tcPr>
+          <w:p>
+            <w:pPr>
+              <w:spacing w:after="0"/>
+            </w:pPr>
+            <w:r>
+              <w:rPr>
+                <w:b/>
+                <w:color w:val="282C34"/>
+                <w:sz w:val="18"/>
+              </w:rPr>
+              <w:t>+VOUT</w:t>
+            </w:r>
+          </w:p>
+        </w:tc>
+        <w:tc>
+          <w:tcPr>
+            <w:tcW w:type="dxa" w:w="1958"/>
+            <w:tcMar>
+              <w:top w:w="80" w:type="dxa"/>
+              <w:bottom w:w="80" w:type="dxa"/>
+              <w:left w:w="120" w:type="dxa"/>
+              <w:right w:w="120" w:type="dxa"/>
+            </w:tcMar>
+            <w:vAlign w:val="center"/>
+          </w:tcPr>
+          <w:p>
+            <w:pPr>
+              <w:spacing w:after="0"/>
+            </w:pPr>
+            <w:r>
+              <w:rPr>
+                <w:color w:val="282C34"/>
+                <w:sz w:val="18"/>
+              </w:rPr>
+              <w:t xml:space="preserve">Output Choke </w:t>
+            </w:r>
+            <w:r>
+              <w:rPr>
+                <w:i/>
+                <w:color w:val="145AA0"/>
+                <w:sz w:val="18"/>
+              </w:rPr>
+              <w:t>L_o</w:t>
+            </w:r>
+            <w:r>
+              <w:rPr>
+                <w:color w:val="282C34"/>
+                <w:sz w:val="18"/>
+              </w:rPr>
+              <w:t xml:space="preserve"> Pin 2</w:t>
+            </w:r>
+          </w:p>
+        </w:tc>
+        <w:tc>
+          <w:tcPr>
+            <w:tcW w:type="dxa" w:w="1958"/>
+            <w:tcMar>
+              <w:top w:w="80" w:type="dxa"/>
+              <w:bottom w:w="80" w:type="dxa"/>
+              <w:left w:w="120" w:type="dxa"/>
+              <w:right w:w="120" w:type="dxa"/>
+            </w:tcMar>
+            <w:vAlign w:val="center"/>
+          </w:tcPr>
+          <w:p>
+            <w:pPr>
+              <w:spacing w:after="0"/>
+            </w:pPr>
+            <w:r>
+              <w:rPr>
+                <w:i/>
+                <w:color w:val="145AA0"/>
+                <w:sz w:val="18"/>
+              </w:rPr>
+              <w:t>C_{out</w:t>
+            </w:r>
+            <w:r>
+              <w:rPr>
+                <w:color w:val="282C34"/>
+                <w:sz w:val="18"/>
+              </w:rPr>
+              <w:t xml:space="preserve"> bank (+), Feedback network, Load (+)</w:t>
+            </w:r>
+          </w:p>
+        </w:tc>
+        <w:tc>
+          <w:tcPr>
+            <w:tcW w:type="dxa" w:w="1958"/>
+            <w:tcMar>
+              <w:top w:w="80" w:type="dxa"/>
+              <w:bottom w:w="80" w:type="dxa"/>
+              <w:left w:w="120" w:type="dxa"/>
+              <w:right w:w="120" w:type="dxa"/>
+            </w:tcMar>
+            <w:vAlign w:val="center"/>
+          </w:tcPr>
+          <w:p>
+            <w:pPr>
+              <w:spacing w:after="0"/>
+            </w:pPr>
+            <w:r>
+              <w:rPr>
+                <w:color w:val="282C34"/>
+                <w:sz w:val="18"/>
+              </w:rPr>
+              <w:t>High-current regulated +12V DC rail</w:t>
+            </w:r>
+          </w:p>
+        </w:tc>
+        <w:tc>
+          <w:tcPr>
+            <w:tcW w:type="dxa" w:w="1958"/>
+            <w:tcMar>
+              <w:top w:w="80" w:type="dxa"/>
+              <w:bottom w:w="80" w:type="dxa"/>
+              <w:left w:w="120" w:type="dxa"/>
+              <w:right w:w="120" w:type="dxa"/>
+            </w:tcMar>
+            <w:vAlign w:val="center"/>
+          </w:tcPr>
+          <w:p>
+            <w:pPr>
+              <w:spacing w:after="0"/>
+            </w:pPr>
+            <w:r>
+              <w:rPr>
+                <w:color w:val="282C34"/>
+                <w:sz w:val="18"/>
+              </w:rPr>
+              <w:t>Wide copper plane pour; sized for 15A continuous current.</w:t>
+            </w:r>
+          </w:p>
+        </w:tc>
+      </w:tr>
+      <w:tr>
+        <w:tc>
+          <w:tcPr>
+            <w:tcW w:type="dxa" w:w="1958"/>
+            <w:shd w:fill="F4F7F9"/>
+            <w:tcMar>
+              <w:top w:w="80" w:type="dxa"/>
+              <w:bottom w:w="80" w:type="dxa"/>
+              <w:left w:w="120" w:type="dxa"/>
+              <w:right w:w="120" w:type="dxa"/>
+            </w:tcMar>
+            <w:vAlign w:val="center"/>
+          </w:tcPr>
+          <w:p>
+            <w:pPr>
+              <w:spacing w:after="0"/>
+            </w:pPr>
+            <w:r>
+              <w:rPr>
+                <w:b/>
+                <w:color w:val="282C34"/>
+                <w:sz w:val="18"/>
+              </w:rPr>
+              <w:t>GND_SEC</w:t>
+            </w:r>
+          </w:p>
+        </w:tc>
+        <w:tc>
+          <w:tcPr>
+            <w:tcW w:type="dxa" w:w="1958"/>
+            <w:shd w:fill="F4F7F9"/>
+            <w:tcMar>
+              <w:top w:w="80" w:type="dxa"/>
+              <w:bottom w:w="80" w:type="dxa"/>
+              <w:left w:w="120" w:type="dxa"/>
+              <w:right w:w="120" w:type="dxa"/>
+            </w:tcMar>
+            <w:vAlign w:val="center"/>
+          </w:tcPr>
+          <w:p>
+            <w:pPr>
+              <w:spacing w:after="0"/>
+            </w:pPr>
+            <w:r>
+              <w:rPr>
+                <w:color w:val="282C34"/>
+                <w:sz w:val="18"/>
+              </w:rPr>
+              <w:t>Transformer Secondary Center-Tap</w:t>
+            </w:r>
+          </w:p>
+        </w:tc>
+        <w:tc>
+          <w:tcPr>
+            <w:tcW w:type="dxa" w:w="1958"/>
+            <w:shd w:fill="F4F7F9"/>
+            <w:tcMar>
+              <w:top w:w="80" w:type="dxa"/>
+              <w:bottom w:w="80" w:type="dxa"/>
+              <w:left w:w="120" w:type="dxa"/>
+              <w:right w:w="120" w:type="dxa"/>
+            </w:tcMar>
+            <w:vAlign w:val="center"/>
+          </w:tcPr>
+          <w:p>
+            <w:pPr>
+              <w:spacing w:after="0"/>
+            </w:pPr>
+            <w:r>
+              <w:rPr>
+                <w:i/>
+                <w:color w:val="145AA0"/>
+                <w:sz w:val="18"/>
+              </w:rPr>
+              <w:t>C_{out</w:t>
+            </w:r>
+            <w:r>
+              <w:rPr>
+                <w:color w:val="282C34"/>
+                <w:sz w:val="18"/>
+              </w:rPr>
+              <w:t xml:space="preserve"> bank (-), Secondary Return</w:t>
+            </w:r>
+          </w:p>
+        </w:tc>
+        <w:tc>
+          <w:tcPr>
+            <w:tcW w:type="dxa" w:w="1958"/>
+            <w:shd w:fill="F4F7F9"/>
+            <w:tcMar>
+              <w:top w:w="80" w:type="dxa"/>
+              <w:bottom w:w="80" w:type="dxa"/>
+              <w:left w:w="120" w:type="dxa"/>
+              <w:right w:w="120" w:type="dxa"/>
+            </w:tcMar>
+            <w:vAlign w:val="center"/>
+          </w:tcPr>
+          <w:p>
+            <w:pPr>
+              <w:spacing w:after="0"/>
+            </w:pPr>
+            <w:r>
+              <w:rPr>
+                <w:color w:val="282C34"/>
+                <w:sz w:val="18"/>
+              </w:rPr>
+              <w:t>Secondary isolated power ground</w:t>
+            </w:r>
+          </w:p>
+        </w:tc>
+        <w:tc>
+          <w:tcPr>
+            <w:tcW w:type="dxa" w:w="1958"/>
+            <w:shd w:fill="F4F7F9"/>
+            <w:tcMar>
+              <w:top w:w="80" w:type="dxa"/>
+              <w:bottom w:w="80" w:type="dxa"/>
+              <w:left w:w="120" w:type="dxa"/>
+              <w:right w:w="120" w:type="dxa"/>
+            </w:tcMar>
+            <w:vAlign w:val="center"/>
+          </w:tcPr>
+          <w:p>
+            <w:pPr>
+              <w:spacing w:after="0"/>
+            </w:pPr>
+            <w:r>
+              <w:rPr>
+                <w:color w:val="282C34"/>
+                <w:sz w:val="18"/>
+              </w:rPr>
+              <w:t>Center-tap carries full load return current (</w:t>
+            </w:r>
+            <w:r>
+              <w:rPr>
+                <w:i/>
+                <w:color w:val="145AA0"/>
+                <w:sz w:val="18"/>
+              </w:rPr>
+              <w:t>15\,A</w:t>
+            </w:r>
+            <w:r>
+              <w:rPr>
+                <w:color w:val="282C34"/>
+                <w:sz w:val="18"/>
+              </w:rPr>
+              <w:t>).</w:t>
+            </w:r>
+          </w:p>
+        </w:tc>
+      </w:tr>
+    </w:tbl>
+    <w:p/>
+    <w:p>
+      <w:pPr>
+        <w:spacing w:before="160" w:after="80"/>
+      </w:pPr>
+      <w:r>
+        <w:rPr>
+          <w:b/>
+          <w:color w:val="4682B4"/>
+          <w:sz w:val="24"/>
+        </w:rPr>
+        <w:t>1.2 Component Bill of Materials &amp; Parametric Specifications:</w:t>
+      </w:r>
+    </w:p>
+    <w:tbl>
+      <w:tblPr>
+        <w:tblW w:type="auto" w:w="0"/>
+        <w:jc w:val="center"/>
+        <w:tblLook w:firstColumn="1" w:firstRow="1" w:lastColumn="0" w:lastRow="0" w:noHBand="0" w:noVBand="1" w:val="04A0"/>
+        <w:tblBorders>
+          <w:top w:val="single" w:sz="4" w:space="0" w:color="D0D7DE"/>
+          <w:left w:val="none"/>
+          <w:bottom w:val="single" w:sz="8" w:space="0" w:color="D0D7DE"/>
+          <w:right w:val="none"/>
+          <w:insideH w:val="single" w:sz="4" w:space="0" w:color="D0D7DE"/>
+          <w:insideV w:val="none"/>
+        </w:tblBorders>
+      </w:tblPr>
+      <w:tblGrid>
+        <w:gridCol w:w="1958"/>
+        <w:gridCol w:w="1958"/>
+        <w:gridCol w:w="1958"/>
+        <w:gridCol w:w="1958"/>
+        <w:gridCol w:w="1958"/>
+      </w:tblGrid>
+      <w:tr>
+        <w:tc>
+          <w:tcPr>
+            <w:tcW w:type="dxa" w:w="1958"/>
+            <w:shd w:fill="204A6E"/>
+            <w:tcMar>
+              <w:top w:w="100" w:type="dxa"/>
+              <w:bottom w:w="100" w:type="dxa"/>
+              <w:left w:w="120" w:type="dxa"/>
+              <w:right w:w="120" w:type="dxa"/>
+            </w:tcMar>
+            <w:vAlign w:val="center"/>
+          </w:tcPr>
+          <w:p>
+            <w:pPr>
+              <w:spacing w:after="0"/>
+            </w:pPr>
+            <w:r>
+              <w:rPr>
+                <w:b/>
+                <w:color w:val="FFFFFF"/>
+                <w:sz w:val="19"/>
+              </w:rPr>
+              <w:t>RefDes</w:t>
+            </w:r>
+          </w:p>
+        </w:tc>
+        <w:tc>
+          <w:tcPr>
+            <w:tcW w:type="dxa" w:w="1958"/>
+            <w:shd w:fill="204A6E"/>
+            <w:tcMar>
+              <w:top w:w="100" w:type="dxa"/>
+              <w:bottom w:w="100" w:type="dxa"/>
+              <w:left w:w="120" w:type="dxa"/>
+              <w:right w:w="120" w:type="dxa"/>
+            </w:tcMar>
+            <w:vAlign w:val="center"/>
+          </w:tcPr>
+          <w:p>
+            <w:pPr>
+              <w:spacing w:after="0"/>
+            </w:pPr>
+            <w:r>
+              <w:rPr>
+                <w:b/>
+                <w:color w:val="FFFFFF"/>
+                <w:sz w:val="19"/>
+              </w:rPr>
+              <w:t>Component Description</w:t>
+            </w:r>
+          </w:p>
+        </w:tc>
+        <w:tc>
+          <w:tcPr>
+            <w:tcW w:type="dxa" w:w="1958"/>
+            <w:shd w:fill="204A6E"/>
+            <w:tcMar>
+              <w:top w:w="100" w:type="dxa"/>
+              <w:bottom w:w="100" w:type="dxa"/>
+              <w:left w:w="120" w:type="dxa"/>
+              <w:right w:w="120" w:type="dxa"/>
+            </w:tcMar>
+            <w:vAlign w:val="center"/>
+          </w:tcPr>
+          <w:p>
+            <w:pPr>
+              <w:spacing w:after="0"/>
+            </w:pPr>
+            <w:r>
+              <w:rPr>
+                <w:b/>
+                <w:color w:val="FFFFFF"/>
+                <w:sz w:val="19"/>
+              </w:rPr>
+              <w:t>Manufacturer &amp; Part Number</w:t>
+            </w:r>
+          </w:p>
+        </w:tc>
+        <w:tc>
+          <w:tcPr>
+            <w:tcW w:type="dxa" w:w="1958"/>
+            <w:shd w:fill="204A6E"/>
+            <w:tcMar>
+              <w:top w:w="100" w:type="dxa"/>
+              <w:bottom w:w="100" w:type="dxa"/>
+              <w:left w:w="120" w:type="dxa"/>
+              <w:right w:w="120" w:type="dxa"/>
+            </w:tcMar>
+            <w:vAlign w:val="center"/>
+          </w:tcPr>
+          <w:p>
+            <w:pPr>
+              <w:spacing w:after="0"/>
+            </w:pPr>
+            <w:r>
+              <w:rPr>
+                <w:b/>
+                <w:color w:val="FFFFFF"/>
+                <w:sz w:val="19"/>
+              </w:rPr>
+              <w:t>Key Electrical Specifications</w:t>
+            </w:r>
+          </w:p>
+        </w:tc>
+        <w:tc>
+          <w:tcPr>
+            <w:tcW w:type="dxa" w:w="1958"/>
+            <w:shd w:fill="204A6E"/>
+            <w:tcMar>
+              <w:top w:w="100" w:type="dxa"/>
+              <w:bottom w:w="100" w:type="dxa"/>
+              <w:left w:w="120" w:type="dxa"/>
+              <w:right w:w="120" w:type="dxa"/>
+            </w:tcMar>
+            <w:vAlign w:val="center"/>
+          </w:tcPr>
+          <w:p>
+            <w:pPr>
+              <w:spacing w:after="0"/>
+            </w:pPr>
+            <w:r>
+              <w:rPr>
+                <w:b/>
+                <w:color w:val="FFFFFF"/>
+                <w:sz w:val="19"/>
+              </w:rPr>
+              <w:t>Critical Design Constraint</w:t>
+            </w:r>
+          </w:p>
+        </w:tc>
+      </w:tr>
+      <w:tr>
+        <w:tc>
+          <w:tcPr>
+            <w:tcW w:type="dxa" w:w="1958"/>
+            <w:tcMar>
+              <w:top w:w="80" w:type="dxa"/>
+              <w:bottom w:w="80" w:type="dxa"/>
+              <w:left w:w="120" w:type="dxa"/>
+              <w:right w:w="120" w:type="dxa"/>
+            </w:tcMar>
+            <w:vAlign w:val="center"/>
+          </w:tcPr>
+          <w:p>
+            <w:pPr>
+              <w:spacing w:after="0"/>
+            </w:pPr>
+            <w:r>
+              <w:rPr>
+                <w:b/>
+                <w:color w:val="282C34"/>
+                <w:sz w:val="18"/>
+              </w:rPr>
+              <w:t>$Q_1, Q_2$</w:t>
+            </w:r>
+          </w:p>
+        </w:tc>
+        <w:tc>
+          <w:tcPr>
+            <w:tcW w:type="dxa" w:w="1958"/>
+            <w:tcMar>
+              <w:top w:w="80" w:type="dxa"/>
+              <w:bottom w:w="80" w:type="dxa"/>
+              <w:left w:w="120" w:type="dxa"/>
+              <w:right w:w="120" w:type="dxa"/>
+            </w:tcMar>
+            <w:vAlign w:val="center"/>
+          </w:tcPr>
+          <w:p>
+            <w:pPr>
+              <w:spacing w:after="0"/>
+            </w:pPr>
+            <w:r>
+              <w:rPr>
+                <w:color w:val="282C34"/>
+                <w:sz w:val="18"/>
+              </w:rPr>
+              <w:t>Primary Low-Side N-FETs</w:t>
+            </w:r>
+          </w:p>
+        </w:tc>
+        <w:tc>
+          <w:tcPr>
+            <w:tcW w:type="dxa" w:w="1958"/>
+            <w:tcMar>
+              <w:top w:w="80" w:type="dxa"/>
+              <w:bottom w:w="80" w:type="dxa"/>
+              <w:left w:w="120" w:type="dxa"/>
+              <w:right w:w="120" w:type="dxa"/>
+            </w:tcMar>
+            <w:vAlign w:val="center"/>
+          </w:tcPr>
+          <w:p>
+            <w:pPr>
+              <w:spacing w:after="0"/>
+            </w:pPr>
+            <w:r>
+              <w:rPr>
+                <w:color w:val="282C34"/>
+                <w:sz w:val="18"/>
+              </w:rPr>
+              <w:t>Infineon IPP045N10N5</w:t>
+            </w:r>
+          </w:p>
+        </w:tc>
+        <w:tc>
+          <w:tcPr>
+            <w:tcW w:type="dxa" w:w="1958"/>
+            <w:tcMar>
+              <w:top w:w="80" w:type="dxa"/>
+              <w:bottom w:w="80" w:type="dxa"/>
+              <w:left w:w="120" w:type="dxa"/>
+              <w:right w:w="120" w:type="dxa"/>
+            </w:tcMar>
+            <w:vAlign w:val="center"/>
+          </w:tcPr>
+          <w:p>
+            <w:pPr>
+              <w:spacing w:after="0"/>
+            </w:pPr>
+            <w:r>
+              <w:rPr>
+                <w:i/>
+                <w:color w:val="145AA0"/>
+                <w:sz w:val="18"/>
+              </w:rPr>
+              <w:t>V_{DS = 100\,V, I_D = 120\,A, R_{DS(on) = 4.5\,m\Omega, Q_g = 44\,nC</w:t>
+            </w:r>
+          </w:p>
+        </w:tc>
+        <w:tc>
+          <w:tcPr>
+            <w:tcW w:type="dxa" w:w="1958"/>
+            <w:tcMar>
+              <w:top w:w="80" w:type="dxa"/>
+              <w:bottom w:w="80" w:type="dxa"/>
+              <w:left w:w="120" w:type="dxa"/>
+              <w:right w:w="120" w:type="dxa"/>
+            </w:tcMar>
+            <w:vAlign w:val="center"/>
+          </w:tcPr>
+          <w:p>
+            <w:pPr>
+              <w:spacing w:after="0"/>
+            </w:pPr>
+            <w:r>
+              <w:rPr>
+                <w:color w:val="282C34"/>
+                <w:sz w:val="18"/>
+              </w:rPr>
+              <w:t xml:space="preserve">Rated for </w:t>
+            </w:r>
+            <w:r>
+              <w:rPr>
+                <w:i/>
+                <w:color w:val="145AA0"/>
+                <w:sz w:val="18"/>
+              </w:rPr>
+              <w:t>100\,V</w:t>
+            </w:r>
+            <w:r>
+              <w:rPr>
+                <w:color w:val="282C34"/>
+                <w:sz w:val="18"/>
+              </w:rPr>
+              <w:t xml:space="preserve">; must withstand </w:t>
+            </w:r>
+            <w:r>
+              <w:rPr>
+                <w:i/>
+                <w:color w:val="145AA0"/>
+                <w:sz w:val="18"/>
+              </w:rPr>
+              <w:t>2 V_{IN = 48\,V</w:t>
+            </w:r>
+            <w:r>
+              <w:rPr>
+                <w:color w:val="282C34"/>
+                <w:sz w:val="18"/>
+              </w:rPr>
+              <w:t xml:space="preserve"> plus inductive leakage spikes.</w:t>
+            </w:r>
+          </w:p>
+        </w:tc>
+      </w:tr>
+      <w:tr>
+        <w:tc>
+          <w:tcPr>
+            <w:tcW w:type="dxa" w:w="1958"/>
+            <w:shd w:fill="F4F7F9"/>
+            <w:tcMar>
+              <w:top w:w="80" w:type="dxa"/>
+              <w:bottom w:w="80" w:type="dxa"/>
+              <w:left w:w="120" w:type="dxa"/>
+              <w:right w:w="120" w:type="dxa"/>
+            </w:tcMar>
+            <w:vAlign w:val="center"/>
+          </w:tcPr>
+          <w:p>
+            <w:pPr>
+              <w:spacing w:after="0"/>
+            </w:pPr>
+            <w:r>
+              <w:rPr>
+                <w:b/>
+                <w:color w:val="282C34"/>
+                <w:sz w:val="18"/>
+              </w:rPr>
+              <w:t>$T_1$</w:t>
+            </w:r>
+          </w:p>
+        </w:tc>
+        <w:tc>
+          <w:tcPr>
+            <w:tcW w:type="dxa" w:w="1958"/>
+            <w:shd w:fill="F4F7F9"/>
+            <w:tcMar>
+              <w:top w:w="80" w:type="dxa"/>
+              <w:bottom w:w="80" w:type="dxa"/>
+              <w:left w:w="120" w:type="dxa"/>
+              <w:right w:w="120" w:type="dxa"/>
+            </w:tcMar>
+            <w:vAlign w:val="center"/>
+          </w:tcPr>
+          <w:p>
+            <w:pPr>
+              <w:spacing w:after="0"/>
+            </w:pPr>
+            <w:r>
+              <w:rPr>
+                <w:color w:val="282C34"/>
+                <w:sz w:val="18"/>
+              </w:rPr>
+              <w:t>Push-Pull Transformer</w:t>
+            </w:r>
+          </w:p>
+        </w:tc>
+        <w:tc>
+          <w:tcPr>
+            <w:tcW w:type="dxa" w:w="1958"/>
+            <w:shd w:fill="F4F7F9"/>
+            <w:tcMar>
+              <w:top w:w="80" w:type="dxa"/>
+              <w:bottom w:w="80" w:type="dxa"/>
+              <w:left w:w="120" w:type="dxa"/>
+              <w:right w:w="120" w:type="dxa"/>
+            </w:tcMar>
+            <w:vAlign w:val="center"/>
+          </w:tcPr>
+          <w:p>
+            <w:pPr>
+              <w:spacing w:after="0"/>
+            </w:pPr>
+            <w:r>
+              <w:rPr>
+                <w:color w:val="282C34"/>
+                <w:sz w:val="18"/>
+              </w:rPr>
+              <w:t>Custom ETD39 Core (3C95)</w:t>
+            </w:r>
+          </w:p>
+        </w:tc>
+        <w:tc>
+          <w:tcPr>
+            <w:tcW w:type="dxa" w:w="1958"/>
+            <w:shd w:fill="F4F7F9"/>
+            <w:tcMar>
+              <w:top w:w="80" w:type="dxa"/>
+              <w:bottom w:w="80" w:type="dxa"/>
+              <w:left w:w="120" w:type="dxa"/>
+              <w:right w:w="120" w:type="dxa"/>
+            </w:tcMar>
+            <w:vAlign w:val="center"/>
+          </w:tcPr>
+          <w:p>
+            <w:pPr>
+              <w:spacing w:after="0"/>
+            </w:pPr>
+            <w:r>
+              <w:rPr>
+                <w:color w:val="282C34"/>
+                <w:sz w:val="18"/>
+              </w:rPr>
+              <w:t xml:space="preserve">Turns: </w:t>
+            </w:r>
+            <w:r>
+              <w:rPr>
+                <w:i/>
+                <w:color w:val="145AA0"/>
+                <w:sz w:val="18"/>
+              </w:rPr>
+              <w:t>(6+6):(4+4), L_m = 650\,µH, L_{lk &lt; 1.2\,µH</w:t>
+            </w:r>
+          </w:p>
+        </w:tc>
+        <w:tc>
+          <w:tcPr>
+            <w:tcW w:type="dxa" w:w="1958"/>
+            <w:shd w:fill="F4F7F9"/>
+            <w:tcMar>
+              <w:top w:w="80" w:type="dxa"/>
+              <w:bottom w:w="80" w:type="dxa"/>
+              <w:left w:w="120" w:type="dxa"/>
+              <w:right w:w="120" w:type="dxa"/>
+            </w:tcMar>
+            <w:vAlign w:val="center"/>
+          </w:tcPr>
+          <w:p>
+            <w:pPr>
+              <w:spacing w:after="0"/>
+            </w:pPr>
+            <w:r>
+              <w:rPr>
+                <w:color w:val="282C34"/>
+                <w:sz w:val="18"/>
+              </w:rPr>
+              <w:t>Primary windings must be bifilar wound to guarantee tightly matched leakage inductance.</w:t>
+            </w:r>
+          </w:p>
+        </w:tc>
+      </w:tr>
+      <w:tr>
+        <w:tc>
+          <w:tcPr>
+            <w:tcW w:type="dxa" w:w="1958"/>
+            <w:tcMar>
+              <w:top w:w="80" w:type="dxa"/>
+              <w:bottom w:w="80" w:type="dxa"/>
+              <w:left w:w="120" w:type="dxa"/>
+              <w:right w:w="120" w:type="dxa"/>
+            </w:tcMar>
+            <w:vAlign w:val="center"/>
+          </w:tcPr>
+          <w:p>
+            <w:pPr>
+              <w:spacing w:after="0"/>
+            </w:pPr>
+            <w:r>
+              <w:rPr>
+                <w:b/>
+                <w:color w:val="282C34"/>
+                <w:sz w:val="18"/>
+              </w:rPr>
+              <w:t>$R_{snub1/2}, C_{snub1/2}$</w:t>
+            </w:r>
+          </w:p>
+        </w:tc>
+        <w:tc>
+          <w:tcPr>
+            <w:tcW w:type="dxa" w:w="1958"/>
+            <w:tcMar>
+              <w:top w:w="80" w:type="dxa"/>
+              <w:bottom w:w="80" w:type="dxa"/>
+              <w:left w:w="120" w:type="dxa"/>
+              <w:right w:w="120" w:type="dxa"/>
+            </w:tcMar>
+            <w:vAlign w:val="center"/>
+          </w:tcPr>
+          <w:p>
+            <w:pPr>
+              <w:spacing w:after="0"/>
+            </w:pPr>
+            <w:r>
+              <w:rPr>
+                <w:color w:val="282C34"/>
+                <w:sz w:val="18"/>
+              </w:rPr>
+              <w:t>Primary Drain RC Snubbers</w:t>
+            </w:r>
+          </w:p>
+        </w:tc>
+        <w:tc>
+          <w:tcPr>
+            <w:tcW w:type="dxa" w:w="1958"/>
+            <w:tcMar>
+              <w:top w:w="80" w:type="dxa"/>
+              <w:bottom w:w="80" w:type="dxa"/>
+              <w:left w:w="120" w:type="dxa"/>
+              <w:right w:w="120" w:type="dxa"/>
+            </w:tcMar>
+            <w:vAlign w:val="center"/>
+          </w:tcPr>
+          <w:p>
+            <w:pPr>
+              <w:spacing w:after="0"/>
+            </w:pPr>
+            <w:r>
+              <w:rPr>
+                <w:color w:val="282C34"/>
+                <w:sz w:val="18"/>
+              </w:rPr>
+              <w:t>Vishay CRCW1206 / TDK C0G</w:t>
+            </w:r>
+          </w:p>
+        </w:tc>
+        <w:tc>
+          <w:tcPr>
+            <w:tcW w:type="dxa" w:w="1958"/>
+            <w:tcMar>
+              <w:top w:w="80" w:type="dxa"/>
+              <w:bottom w:w="80" w:type="dxa"/>
+              <w:left w:w="120" w:type="dxa"/>
+              <w:right w:w="120" w:type="dxa"/>
+            </w:tcMar>
+            <w:vAlign w:val="center"/>
+          </w:tcPr>
+          <w:p>
+            <w:pPr>
+              <w:spacing w:after="0"/>
+            </w:pPr>
+            <w:r>
+              <w:rPr>
+                <w:i/>
+                <w:color w:val="145AA0"/>
+                <w:sz w:val="18"/>
+              </w:rPr>
+              <w:t>R = 4.7\,\Omega / 2\,W, C = 1.0\,nF / 100\,V C0G</w:t>
+            </w:r>
+          </w:p>
+        </w:tc>
+        <w:tc>
+          <w:tcPr>
+            <w:tcW w:type="dxa" w:w="1958"/>
+            <w:tcMar>
+              <w:top w:w="80" w:type="dxa"/>
+              <w:bottom w:w="80" w:type="dxa"/>
+              <w:left w:w="120" w:type="dxa"/>
+              <w:right w:w="120" w:type="dxa"/>
+            </w:tcMar>
+            <w:vAlign w:val="center"/>
+          </w:tcPr>
+          <w:p>
+            <w:pPr>
+              <w:spacing w:after="0"/>
+            </w:pPr>
+            <w:r>
+              <w:rPr>
+                <w:color w:val="282C34"/>
+                <w:sz w:val="18"/>
+              </w:rPr>
+              <w:t>Damp primary leakage oscillations that occur when each switch turns OFF.</w:t>
+            </w:r>
+          </w:p>
+        </w:tc>
+      </w:tr>
+      <w:tr>
+        <w:tc>
+          <w:tcPr>
+            <w:tcW w:type="dxa" w:w="1958"/>
+            <w:shd w:fill="F4F7F9"/>
+            <w:tcMar>
+              <w:top w:w="80" w:type="dxa"/>
+              <w:bottom w:w="80" w:type="dxa"/>
+              <w:left w:w="120" w:type="dxa"/>
+              <w:right w:w="120" w:type="dxa"/>
+            </w:tcMar>
+            <w:vAlign w:val="center"/>
+          </w:tcPr>
+          <w:p>
+            <w:pPr>
+              <w:spacing w:after="0"/>
+            </w:pPr>
+            <w:r>
+              <w:rPr>
+                <w:b/>
+                <w:color w:val="282C34"/>
+                <w:sz w:val="18"/>
+              </w:rPr>
+              <w:t>$D_1, D_2$</w:t>
+            </w:r>
+          </w:p>
+        </w:tc>
+        <w:tc>
+          <w:tcPr>
+            <w:tcW w:type="dxa" w:w="1958"/>
+            <w:shd w:fill="F4F7F9"/>
+            <w:tcMar>
+              <w:top w:w="80" w:type="dxa"/>
+              <w:bottom w:w="80" w:type="dxa"/>
+              <w:left w:w="120" w:type="dxa"/>
+              <w:right w:w="120" w:type="dxa"/>
+            </w:tcMar>
+            <w:vAlign w:val="center"/>
+          </w:tcPr>
+          <w:p>
+            <w:pPr>
+              <w:spacing w:after="0"/>
+            </w:pPr>
+            <w:r>
+              <w:rPr>
+                <w:color w:val="282C34"/>
+                <w:sz w:val="18"/>
+              </w:rPr>
+              <w:t>Secondary Dual Schottky</w:t>
+            </w:r>
+          </w:p>
+        </w:tc>
+        <w:tc>
+          <w:tcPr>
+            <w:tcW w:type="dxa" w:w="1958"/>
+            <w:shd w:fill="F4F7F9"/>
+            <w:tcMar>
+              <w:top w:w="80" w:type="dxa"/>
+              <w:bottom w:w="80" w:type="dxa"/>
+              <w:left w:w="120" w:type="dxa"/>
+              <w:right w:w="120" w:type="dxa"/>
+            </w:tcMar>
+            <w:vAlign w:val="center"/>
+          </w:tcPr>
+          <w:p>
+            <w:pPr>
+              <w:spacing w:after="0"/>
+            </w:pPr>
+            <w:r>
+              <w:rPr>
+                <w:color w:val="282C34"/>
+                <w:sz w:val="18"/>
+              </w:rPr>
+              <w:t>Vishay V40100P</w:t>
+            </w:r>
+          </w:p>
+        </w:tc>
+        <w:tc>
+          <w:tcPr>
+            <w:tcW w:type="dxa" w:w="1958"/>
+            <w:shd w:fill="F4F7F9"/>
+            <w:tcMar>
+              <w:top w:w="80" w:type="dxa"/>
+              <w:bottom w:w="80" w:type="dxa"/>
+              <w:left w:w="120" w:type="dxa"/>
+              <w:right w:w="120" w:type="dxa"/>
+            </w:tcMar>
+            <w:vAlign w:val="center"/>
+          </w:tcPr>
+          <w:p>
+            <w:pPr>
+              <w:spacing w:after="0"/>
+            </w:pPr>
+            <w:r>
+              <w:rPr>
+                <w:i/>
+                <w:color w:val="145AA0"/>
+                <w:sz w:val="18"/>
+              </w:rPr>
+              <w:t>V_{RRM = 100\,V, I_F = 40\,A, V_F = 0.58\,V</w:t>
+            </w:r>
+          </w:p>
+        </w:tc>
+        <w:tc>
+          <w:tcPr>
+            <w:tcW w:type="dxa" w:w="1958"/>
+            <w:shd w:fill="F4F7F9"/>
+            <w:tcMar>
+              <w:top w:w="80" w:type="dxa"/>
+              <w:bottom w:w="80" w:type="dxa"/>
+              <w:left w:w="120" w:type="dxa"/>
+              <w:right w:w="120" w:type="dxa"/>
+            </w:tcMar>
+            <w:vAlign w:val="center"/>
+          </w:tcPr>
+          <w:p>
+            <w:pPr>
+              <w:spacing w:after="0"/>
+            </w:pPr>
+            <w:r>
+              <w:rPr>
+                <w:color w:val="282C34"/>
+                <w:sz w:val="18"/>
+              </w:rPr>
+              <w:t>Common cathode TO-247 package mounted on secondary heatsink.</w:t>
+            </w:r>
+          </w:p>
+        </w:tc>
+      </w:tr>
+      <w:tr>
+        <w:tc>
+          <w:tcPr>
+            <w:tcW w:type="dxa" w:w="1958"/>
+            <w:tcMar>
+              <w:top w:w="80" w:type="dxa"/>
+              <w:bottom w:w="80" w:type="dxa"/>
+              <w:left w:w="120" w:type="dxa"/>
+              <w:right w:w="120" w:type="dxa"/>
+            </w:tcMar>
+            <w:vAlign w:val="center"/>
+          </w:tcPr>
+          <w:p>
+            <w:pPr>
+              <w:spacing w:after="0"/>
+            </w:pPr>
+            <w:r>
+              <w:rPr>
+                <w:b/>
+                <w:color w:val="282C34"/>
+                <w:sz w:val="18"/>
+              </w:rPr>
+              <w:t>$L_o$</w:t>
+            </w:r>
+          </w:p>
+        </w:tc>
+        <w:tc>
+          <w:tcPr>
+            <w:tcW w:type="dxa" w:w="1958"/>
+            <w:tcMar>
+              <w:top w:w="80" w:type="dxa"/>
+              <w:bottom w:w="80" w:type="dxa"/>
+              <w:left w:w="120" w:type="dxa"/>
+              <w:right w:w="120" w:type="dxa"/>
+            </w:tcMar>
+            <w:vAlign w:val="center"/>
+          </w:tcPr>
+          <w:p>
+            <w:pPr>
+              <w:spacing w:after="0"/>
+            </w:pPr>
+            <w:r>
+              <w:rPr>
+                <w:color w:val="282C34"/>
+                <w:sz w:val="18"/>
+              </w:rPr>
+              <w:t>Output Filter Inductor</w:t>
+            </w:r>
+          </w:p>
+        </w:tc>
+        <w:tc>
+          <w:tcPr>
+            <w:tcW w:type="dxa" w:w="1958"/>
+            <w:tcMar>
+              <w:top w:w="80" w:type="dxa"/>
+              <w:bottom w:w="80" w:type="dxa"/>
+              <w:left w:w="120" w:type="dxa"/>
+              <w:right w:w="120" w:type="dxa"/>
+            </w:tcMar>
+            <w:vAlign w:val="center"/>
+          </w:tcPr>
+          <w:p>
+            <w:pPr>
+              <w:spacing w:after="0"/>
+            </w:pPr>
+            <w:r>
+              <w:rPr>
+                <w:color w:val="282C34"/>
+                <w:sz w:val="18"/>
+              </w:rPr>
+              <w:t>Coilcraft AGP4233-103ME</w:t>
+            </w:r>
+          </w:p>
+        </w:tc>
+        <w:tc>
+          <w:tcPr>
+            <w:tcW w:type="dxa" w:w="1958"/>
+            <w:tcMar>
+              <w:top w:w="80" w:type="dxa"/>
+              <w:bottom w:w="80" w:type="dxa"/>
+              <w:left w:w="120" w:type="dxa"/>
+              <w:right w:w="120" w:type="dxa"/>
+            </w:tcMar>
+            <w:vAlign w:val="center"/>
+          </w:tcPr>
+          <w:p>
+            <w:pPr>
+              <w:spacing w:after="0"/>
+            </w:pPr>
+            <w:r>
+              <w:rPr>
+                <w:i/>
+                <w:color w:val="145AA0"/>
+                <w:sz w:val="18"/>
+              </w:rPr>
+              <w:t>L = 10\,µH, I_{sat = 24\,A, I_{rms = 18\,A, DCR = 2.8\,m\Omega</w:t>
+            </w:r>
+          </w:p>
+        </w:tc>
+        <w:tc>
+          <w:tcPr>
+            <w:tcW w:type="dxa" w:w="1958"/>
+            <w:tcMar>
+              <w:top w:w="80" w:type="dxa"/>
+              <w:bottom w:w="80" w:type="dxa"/>
+              <w:left w:w="120" w:type="dxa"/>
+              <w:right w:w="120" w:type="dxa"/>
+            </w:tcMar>
+            <w:vAlign w:val="center"/>
+          </w:tcPr>
+          <w:p>
+            <w:pPr>
+              <w:spacing w:after="0"/>
+            </w:pPr>
+            <w:r>
+              <w:rPr>
+                <w:color w:val="282C34"/>
+                <w:sz w:val="18"/>
+              </w:rPr>
+              <w:t xml:space="preserve">Flat-copper winding handles </w:t>
+            </w:r>
+            <w:r>
+              <w:rPr>
+                <w:i/>
+                <w:color w:val="145AA0"/>
+                <w:sz w:val="18"/>
+              </w:rPr>
+              <w:t>15\,A</w:t>
+            </w:r>
+            <w:r>
+              <w:rPr>
+                <w:color w:val="282C34"/>
+                <w:sz w:val="18"/>
+              </w:rPr>
+              <w:t xml:space="preserve"> DC current with </w:t>
+            </w:r>
+            <w:r>
+              <w:rPr>
+                <w:i/>
+                <w:color w:val="145AA0"/>
+                <w:sz w:val="18"/>
+              </w:rPr>
+              <w:t>&lt; 1\,W</w:t>
+            </w:r>
+            <w:r>
+              <w:rPr>
+                <w:color w:val="282C34"/>
+                <w:sz w:val="18"/>
+              </w:rPr>
+              <w:t xml:space="preserve"> winding loss.</w:t>
+            </w:r>
+          </w:p>
+        </w:tc>
+      </w:tr>
+      <w:tr>
+        <w:tc>
+          <w:tcPr>
+            <w:tcW w:type="dxa" w:w="1958"/>
+            <w:shd w:fill="F4F7F9"/>
+            <w:tcMar>
+              <w:top w:w="80" w:type="dxa"/>
+              <w:bottom w:w="80" w:type="dxa"/>
+              <w:left w:w="120" w:type="dxa"/>
+              <w:right w:w="120" w:type="dxa"/>
+            </w:tcMar>
+            <w:vAlign w:val="center"/>
+          </w:tcPr>
+          <w:p>
+            <w:pPr>
+              <w:spacing w:after="0"/>
+            </w:pPr>
+            <w:r>
+              <w:rPr>
+                <w:b/>
+                <w:color w:val="282C34"/>
+                <w:sz w:val="18"/>
+              </w:rPr>
+              <w:t>$C_{out,bulk}$</w:t>
+            </w:r>
+          </w:p>
+        </w:tc>
+        <w:tc>
+          <w:tcPr>
+            <w:tcW w:type="dxa" w:w="1958"/>
+            <w:shd w:fill="F4F7F9"/>
+            <w:tcMar>
+              <w:top w:w="80" w:type="dxa"/>
+              <w:bottom w:w="80" w:type="dxa"/>
+              <w:left w:w="120" w:type="dxa"/>
+              <w:right w:w="120" w:type="dxa"/>
+            </w:tcMar>
+            <w:vAlign w:val="center"/>
+          </w:tcPr>
+          <w:p>
+            <w:pPr>
+              <w:spacing w:after="0"/>
+            </w:pPr>
+            <w:r>
+              <w:rPr>
+                <w:color w:val="282C34"/>
+                <w:sz w:val="18"/>
+              </w:rPr>
+              <w:t>Output Bulk Capacitor</w:t>
+            </w:r>
+          </w:p>
+        </w:tc>
+        <w:tc>
+          <w:tcPr>
+            <w:tcW w:type="dxa" w:w="1958"/>
+            <w:shd w:fill="F4F7F9"/>
+            <w:tcMar>
+              <w:top w:w="80" w:type="dxa"/>
+              <w:bottom w:w="80" w:type="dxa"/>
+              <w:left w:w="120" w:type="dxa"/>
+              <w:right w:w="120" w:type="dxa"/>
+            </w:tcMar>
+            <w:vAlign w:val="center"/>
+          </w:tcPr>
+          <w:p>
+            <w:pPr>
+              <w:spacing w:after="0"/>
+            </w:pPr>
+            <w:r>
+              <w:rPr>
+                <w:color w:val="282C34"/>
+                <w:sz w:val="18"/>
+              </w:rPr>
+              <w:t>Panasonic 25SVPF330M</w:t>
+            </w:r>
+          </w:p>
+        </w:tc>
+        <w:tc>
+          <w:tcPr>
+            <w:tcW w:type="dxa" w:w="1958"/>
+            <w:shd w:fill="F4F7F9"/>
+            <w:tcMar>
+              <w:top w:w="80" w:type="dxa"/>
+              <w:bottom w:w="80" w:type="dxa"/>
+              <w:left w:w="120" w:type="dxa"/>
+              <w:right w:w="120" w:type="dxa"/>
+            </w:tcMar>
+            <w:vAlign w:val="center"/>
+          </w:tcPr>
+          <w:p>
+            <w:pPr>
+              <w:spacing w:after="0"/>
+            </w:pPr>
+            <w:r>
+              <w:rPr>
+                <w:i/>
+                <w:color w:val="145AA0"/>
+                <w:sz w:val="18"/>
+              </w:rPr>
+              <w:t>4 × 330\,µF, 25\,V, OS-CON Polymer, ESR = 6\,m\Omega</w:t>
+            </w:r>
+          </w:p>
+        </w:tc>
+        <w:tc>
+          <w:tcPr>
+            <w:tcW w:type="dxa" w:w="1958"/>
+            <w:shd w:fill="F4F7F9"/>
+            <w:tcMar>
+              <w:top w:w="80" w:type="dxa"/>
+              <w:bottom w:w="80" w:type="dxa"/>
+              <w:left w:w="120" w:type="dxa"/>
+              <w:right w:w="120" w:type="dxa"/>
+            </w:tcMar>
+            <w:vAlign w:val="center"/>
+          </w:tcPr>
+          <w:p>
+            <w:pPr>
+              <w:spacing w:after="0"/>
+            </w:pPr>
+            <w:r>
+              <w:rPr>
+                <w:color w:val="282C34"/>
+                <w:sz w:val="18"/>
+              </w:rPr>
+              <w:t xml:space="preserve">Ultra-low equivalent ESR of </w:t>
+            </w:r>
+            <w:r>
+              <w:rPr>
+                <w:i/>
+                <w:color w:val="145AA0"/>
+                <w:sz w:val="18"/>
+              </w:rPr>
+              <w:t>1.5\,m\Omega</w:t>
+            </w:r>
+            <w:r>
+              <w:rPr>
+                <w:color w:val="282C34"/>
+                <w:sz w:val="18"/>
+              </w:rPr>
+              <w:t xml:space="preserve"> maintains </w:t>
+            </w:r>
+            <w:r>
+              <w:rPr>
+                <w:i/>
+                <w:color w:val="145AA0"/>
+                <w:sz w:val="18"/>
+              </w:rPr>
+              <w:t>&lt; 15\,mV</w:t>
+            </w:r>
+            <w:r>
+              <w:rPr>
+                <w:color w:val="282C34"/>
+                <w:sz w:val="18"/>
+              </w:rPr>
+              <w:t xml:space="preserve"> output ripple.</w:t>
+            </w:r>
+          </w:p>
+        </w:tc>
+      </w:tr>
+      <w:tr>
+        <w:tc>
+          <w:tcPr>
+            <w:tcW w:type="dxa" w:w="1958"/>
+            <w:tcMar>
+              <w:top w:w="80" w:type="dxa"/>
+              <w:bottom w:w="80" w:type="dxa"/>
+              <w:left w:w="120" w:type="dxa"/>
+              <w:right w:w="120" w:type="dxa"/>
+            </w:tcMar>
+            <w:vAlign w:val="center"/>
+          </w:tcPr>
+          <w:p>
+            <w:pPr>
+              <w:spacing w:after="0"/>
+            </w:pPr>
+            <w:r>
+              <w:rPr>
+                <w:b/>
+                <w:color w:val="282C34"/>
+                <w:sz w:val="18"/>
+              </w:rPr>
+              <w:t>$U_1$ (Driver)</w:t>
+            </w:r>
+          </w:p>
+        </w:tc>
+        <w:tc>
+          <w:tcPr>
+            <w:tcW w:type="dxa" w:w="1958"/>
+            <w:tcMar>
+              <w:top w:w="80" w:type="dxa"/>
+              <w:bottom w:w="80" w:type="dxa"/>
+              <w:left w:w="120" w:type="dxa"/>
+              <w:right w:w="120" w:type="dxa"/>
+            </w:tcMar>
+            <w:vAlign w:val="center"/>
+          </w:tcPr>
+          <w:p>
+            <w:pPr>
+              <w:spacing w:after="0"/>
+            </w:pPr>
+            <w:r>
+              <w:rPr>
+                <w:color w:val="282C34"/>
+                <w:sz w:val="18"/>
+              </w:rPr>
+              <w:t>Dual High-Speed Driver</w:t>
+            </w:r>
+          </w:p>
+        </w:tc>
+        <w:tc>
+          <w:tcPr>
+            <w:tcW w:type="dxa" w:w="1958"/>
+            <w:tcMar>
+              <w:top w:w="80" w:type="dxa"/>
+              <w:bottom w:w="80" w:type="dxa"/>
+              <w:left w:w="120" w:type="dxa"/>
+              <w:right w:w="120" w:type="dxa"/>
+            </w:tcMar>
+            <w:vAlign w:val="center"/>
+          </w:tcPr>
+          <w:p>
+            <w:pPr>
+              <w:spacing w:after="0"/>
+            </w:pPr>
+            <w:r>
+              <w:rPr>
+                <w:color w:val="282C34"/>
+                <w:sz w:val="18"/>
+              </w:rPr>
+              <w:t>TI UCC27524D</w:t>
+            </w:r>
+          </w:p>
+        </w:tc>
+        <w:tc>
+          <w:tcPr>
+            <w:tcW w:type="dxa" w:w="1958"/>
+            <w:tcMar>
+              <w:top w:w="80" w:type="dxa"/>
+              <w:bottom w:w="80" w:type="dxa"/>
+              <w:left w:w="120" w:type="dxa"/>
+              <w:right w:w="120" w:type="dxa"/>
+            </w:tcMar>
+            <w:vAlign w:val="center"/>
+          </w:tcPr>
+          <w:p>
+            <w:pPr>
+              <w:spacing w:after="0"/>
+            </w:pPr>
+            <w:r>
+              <w:rPr>
+                <w:i/>
+                <w:color w:val="145AA0"/>
+                <w:sz w:val="18"/>
+              </w:rPr>
+              <w:t>5\,A</w:t>
+            </w:r>
+            <w:r>
+              <w:rPr>
+                <w:color w:val="282C34"/>
+                <w:sz w:val="18"/>
+              </w:rPr>
+              <w:t xml:space="preserve"> peak sink/source, dual non-inverting</w:t>
+            </w:r>
+          </w:p>
+        </w:tc>
+        <w:tc>
+          <w:tcPr>
+            <w:tcW w:type="dxa" w:w="1958"/>
+            <w:tcMar>
+              <w:top w:w="80" w:type="dxa"/>
+              <w:bottom w:w="80" w:type="dxa"/>
+              <w:left w:w="120" w:type="dxa"/>
+              <w:right w:w="120" w:type="dxa"/>
+            </w:tcMar>
+            <w:vAlign w:val="center"/>
+          </w:tcPr>
+          <w:p>
+            <w:pPr>
+              <w:spacing w:after="0"/>
+            </w:pPr>
+            <w:r>
+              <w:rPr>
+                <w:color w:val="282C34"/>
+                <w:sz w:val="18"/>
+              </w:rPr>
+              <w:t>Symmetrical gate drives ensure matched switch turn-on and turn-off delays.</w:t>
             </w:r>
           </w:p>
         </w:tc>

--- a/vvdn/converters/dc-dc/isolated/push-pull-converter.docx
+++ b/vvdn/converters/dc-dc/isolated/push-pull-converter.docx
@@ -54,22 +54,7 @@
           <w:color w:val="282C34"/>
           <w:sz w:val="21"/>
         </w:rPr>
-        <w:t xml:space="preserve"> dynamic core saturation hazard, </w:t>
-      </w:r>
-      <w:r>
-        <w:rPr>
-          <w:i/>
-          <w:color w:val="145AA0"/>
-          <w:sz w:val="21"/>
-        </w:rPr>
-        <w:t>2 \cdot V_{IN</w:t>
-      </w:r>
-      <w:r>
-        <w:rPr>
-          <w:color w:val="282C34"/>
-          <w:sz w:val="21"/>
-        </w:rPr>
-        <w:t xml:space="preserve"> switch voltage stress, and component sizing rules for low-voltage battery-fed applications.</w:t>
+        <w:t xml:space="preserve"> dynamic core saturation hazard, 2 * V_IN switch voltage stress, and component sizing rules for low-voltage battery-fed applications.</w:t>
       </w:r>
     </w:p>
     <w:p>
@@ -570,18 +555,10 @@
             </w:pPr>
             <w:r>
               <w:rPr>
-                <w:i/>
-                <w:color w:val="145AA0"/>
-                <w:sz w:val="18"/>
-              </w:rPr>
-              <w:t>C_{in</w:t>
-            </w:r>
-            <w:r>
-              <w:rPr>
                 <w:color w:val="282C34"/>
                 <w:sz w:val="18"/>
               </w:rPr>
-              <w:t xml:space="preserve"> bank (+), Transformer Primary Center-Tap</w:t>
+              <w:t>C_in bank (+), Transformer Primary Center-Tap</w:t>
             </w:r>
           </w:p>
         </w:tc>
@@ -682,22 +659,7 @@
                 <w:color w:val="282C34"/>
                 <w:sz w:val="18"/>
               </w:rPr>
-              <w:t xml:space="preserve">Transformer Primary </w:t>
-            </w:r>
-            <w:r>
-              <w:rPr>
-                <w:i/>
-                <w:color w:val="145AA0"/>
-                <w:sz w:val="18"/>
-              </w:rPr>
-              <w:t>N_{p1</w:t>
-            </w:r>
-            <w:r>
-              <w:rPr>
-                <w:color w:val="282C34"/>
-                <w:sz w:val="18"/>
-              </w:rPr>
-              <w:t xml:space="preserve"> Pin 1</w:t>
+              <w:t>Transformer Primary N_p1 Pin 1</w:t>
             </w:r>
           </w:p>
         </w:tc>
@@ -719,26 +681,10 @@
             </w:pPr>
             <w:r>
               <w:rPr>
-                <w:i/>
-                <w:color w:val="145AA0"/>
-                <w:sz w:val="18"/>
-              </w:rPr>
-              <w:t>Q_1</w:t>
-            </w:r>
-            <w:r>
-              <w:rPr>
                 <w:color w:val="282C34"/>
                 <w:sz w:val="18"/>
               </w:rPr>
-              <w:t xml:space="preserve"> Drain (Tab), Snubber </w:t>
-            </w:r>
-            <w:r>
-              <w:rPr>
-                <w:i/>
-                <w:color w:val="145AA0"/>
-                <w:sz w:val="18"/>
-              </w:rPr>
-              <w:t>R_{snub1</w:t>
+              <w:t>Q_1 Drain (Tab), Snubber R_snub1</w:t>
             </w:r>
           </w:p>
         </w:tc>
@@ -788,37 +734,7 @@
                 <w:color w:val="282C34"/>
                 <w:sz w:val="18"/>
               </w:rPr>
-              <w:t xml:space="preserve">Swings to </w:t>
-            </w:r>
-            <w:r>
-              <w:rPr>
-                <w:i/>
-                <w:color w:val="145AA0"/>
-                <w:sz w:val="18"/>
-              </w:rPr>
-              <w:t>2 V_{IN = 48\,V</w:t>
-            </w:r>
-            <w:r>
-              <w:rPr>
-                <w:color w:val="282C34"/>
-                <w:sz w:val="18"/>
-              </w:rPr>
-              <w:t xml:space="preserve"> when </w:t>
-            </w:r>
-            <w:r>
-              <w:rPr>
-                <w:i/>
-                <w:color w:val="145AA0"/>
-                <w:sz w:val="18"/>
-              </w:rPr>
-              <w:t>Q_2</w:t>
-            </w:r>
-            <w:r>
-              <w:rPr>
-                <w:color w:val="282C34"/>
-                <w:sz w:val="18"/>
-              </w:rPr>
-              <w:t xml:space="preserve"> is ON due to autotransformer action of center-tap.</w:t>
+              <w:t>Swings to 2 V_IN = 48 V when Q_2 is ON due to autotransformer action of center-tap.</w:t>
             </w:r>
           </w:p>
         </w:tc>
@@ -869,22 +785,7 @@
                 <w:color w:val="282C34"/>
                 <w:sz w:val="18"/>
               </w:rPr>
-              <w:t xml:space="preserve">Transformer Primary </w:t>
-            </w:r>
-            <w:r>
-              <w:rPr>
-                <w:i/>
-                <w:color w:val="145AA0"/>
-                <w:sz w:val="18"/>
-              </w:rPr>
-              <w:t>N_{p2</w:t>
-            </w:r>
-            <w:r>
-              <w:rPr>
-                <w:color w:val="282C34"/>
-                <w:sz w:val="18"/>
-              </w:rPr>
-              <w:t xml:space="preserve"> Pin 2</w:t>
+              <w:t>Transformer Primary N_p2 Pin 2</w:t>
             </w:r>
           </w:p>
         </w:tc>
@@ -905,26 +806,10 @@
             </w:pPr>
             <w:r>
               <w:rPr>
-                <w:i/>
-                <w:color w:val="145AA0"/>
-                <w:sz w:val="18"/>
-              </w:rPr>
-              <w:t>Q_2</w:t>
-            </w:r>
-            <w:r>
-              <w:rPr>
                 <w:color w:val="282C34"/>
                 <w:sz w:val="18"/>
               </w:rPr>
-              <w:t xml:space="preserve"> Drain (Tab), Snubber </w:t>
-            </w:r>
-            <w:r>
-              <w:rPr>
-                <w:i/>
-                <w:color w:val="145AA0"/>
-                <w:sz w:val="18"/>
-              </w:rPr>
-              <w:t>R_{snub2</w:t>
+              <w:t>Q_2 Drain (Tab), Snubber R_snub2</w:t>
             </w:r>
           </w:p>
         </w:tc>
@@ -1025,22 +910,7 @@
                 <w:color w:val="282C34"/>
                 <w:sz w:val="18"/>
               </w:rPr>
-              <w:t xml:space="preserve">Diodes </w:t>
-            </w:r>
-            <w:r>
-              <w:rPr>
-                <w:i/>
-                <w:color w:val="145AA0"/>
-                <w:sz w:val="18"/>
-              </w:rPr>
-              <w:t>D_1, D_2</w:t>
-            </w:r>
-            <w:r>
-              <w:rPr>
-                <w:color w:val="282C34"/>
-                <w:sz w:val="18"/>
-              </w:rPr>
-              <w:t xml:space="preserve"> Common Cathodes</w:t>
+              <w:t>Diodes D_1, D_2 Common Cathodes</w:t>
             </w:r>
           </w:p>
         </w:tc>
@@ -1065,22 +935,7 @@
                 <w:color w:val="282C34"/>
                 <w:sz w:val="18"/>
               </w:rPr>
-              <w:t xml:space="preserve">Output Choke </w:t>
-            </w:r>
-            <w:r>
-              <w:rPr>
-                <w:i/>
-                <w:color w:val="145AA0"/>
-                <w:sz w:val="18"/>
-              </w:rPr>
-              <w:t>L_o</w:t>
-            </w:r>
-            <w:r>
-              <w:rPr>
-                <w:color w:val="282C34"/>
-                <w:sz w:val="18"/>
-              </w:rPr>
-              <w:t xml:space="preserve"> Pin 1, Secondary Snubber</w:t>
+              <w:t>Output Choke L_o Pin 1, Secondary Snubber</w:t>
             </w:r>
           </w:p>
         </w:tc>
@@ -1130,22 +985,7 @@
                 <w:color w:val="282C34"/>
                 <w:sz w:val="18"/>
               </w:rPr>
-              <w:t>Frequency is doubled (</w:t>
-            </w:r>
-            <w:r>
-              <w:rPr>
-                <w:i/>
-                <w:color w:val="145AA0"/>
-                <w:sz w:val="18"/>
-              </w:rPr>
-              <w:t>2 f_s</w:t>
-            </w:r>
-            <w:r>
-              <w:rPr>
-                <w:color w:val="282C34"/>
-                <w:sz w:val="18"/>
-              </w:rPr>
-              <w:t>); ripple frequency is twice the switching frequency.</w:t>
+              <w:t>Frequency is doubled (2 f_s); ripple frequency is twice the switching frequency.</w:t>
             </w:r>
           </w:p>
         </w:tc>
@@ -1196,22 +1036,7 @@
                 <w:color w:val="282C34"/>
                 <w:sz w:val="18"/>
               </w:rPr>
-              <w:t xml:space="preserve">Output Choke </w:t>
-            </w:r>
-            <w:r>
-              <w:rPr>
-                <w:i/>
-                <w:color w:val="145AA0"/>
-                <w:sz w:val="18"/>
-              </w:rPr>
-              <w:t>L_o</w:t>
-            </w:r>
-            <w:r>
-              <w:rPr>
-                <w:color w:val="282C34"/>
-                <w:sz w:val="18"/>
-              </w:rPr>
-              <w:t xml:space="preserve"> Pin 2</w:t>
+              <w:t>Output Choke L_o Pin 2</w:t>
             </w:r>
           </w:p>
         </w:tc>
@@ -1232,18 +1057,10 @@
             </w:pPr>
             <w:r>
               <w:rPr>
-                <w:i/>
-                <w:color w:val="145AA0"/>
-                <w:sz w:val="18"/>
-              </w:rPr>
-              <w:t>C_{out</w:t>
-            </w:r>
-            <w:r>
-              <w:rPr>
                 <w:color w:val="282C34"/>
                 <w:sz w:val="18"/>
               </w:rPr>
-              <w:t xml:space="preserve"> bank (+), Feedback network, Load (+)</w:t>
+              <w:t>C_out bank (+), Feedback network, Load (+)</w:t>
             </w:r>
           </w:p>
         </w:tc>
@@ -1366,18 +1183,10 @@
             </w:pPr>
             <w:r>
               <w:rPr>
-                <w:i/>
-                <w:color w:val="145AA0"/>
-                <w:sz w:val="18"/>
-              </w:rPr>
-              <w:t>C_{out</w:t>
-            </w:r>
-            <w:r>
-              <w:rPr>
                 <w:color w:val="282C34"/>
                 <w:sz w:val="18"/>
               </w:rPr>
-              <w:t xml:space="preserve"> bank (-), Secondary Return</w:t>
+              <w:t>C_out bank (-), Secondary Return</w:t>
             </w:r>
           </w:p>
         </w:tc>
@@ -1427,22 +1236,7 @@
                 <w:color w:val="282C34"/>
                 <w:sz w:val="18"/>
               </w:rPr>
-              <w:t>Center-tap carries full load return current (</w:t>
-            </w:r>
-            <w:r>
-              <w:rPr>
-                <w:i/>
-                <w:color w:val="145AA0"/>
-                <w:sz w:val="18"/>
-              </w:rPr>
-              <w:t>15\,A</w:t>
-            </w:r>
-            <w:r>
-              <w:rPr>
-                <w:color w:val="282C34"/>
-                <w:sz w:val="18"/>
-              </w:rPr>
-              <w:t>).</w:t>
+              <w:t>Center-tap carries full load return current (15 A).</w:t>
             </w:r>
           </w:p>
         </w:tc>
@@ -1637,7 +1431,7 @@
                 <w:color w:val="282C34"/>
                 <w:sz w:val="18"/>
               </w:rPr>
-              <w:t>$Q_1, Q_2$</w:t>
+              <w:t>Q_1, Q_2</w:t>
             </w:r>
           </w:p>
         </w:tc>
@@ -1706,11 +1500,10 @@
             </w:pPr>
             <w:r>
               <w:rPr>
-                <w:i/>
-                <w:color w:val="145AA0"/>
+                <w:color w:val="282C34"/>
                 <w:sz w:val="18"/>
               </w:rPr>
-              <w:t>V_{DS = 100\,V, I_D = 120\,A, R_{DS(on) = 4.5\,m\Omega, Q_g = 44\,nC</w:t>
+              <w:t>V_DS = 100 V, I_D = 120 A, R_DS(on) = 4.5 mΩ, Q_g = 44 nC</w:t>
             </w:r>
           </w:p>
         </w:tc>
@@ -1734,37 +1527,7 @@
                 <w:color w:val="282C34"/>
                 <w:sz w:val="18"/>
               </w:rPr>
-              <w:t xml:space="preserve">Rated for </w:t>
-            </w:r>
-            <w:r>
-              <w:rPr>
-                <w:i/>
-                <w:color w:val="145AA0"/>
-                <w:sz w:val="18"/>
-              </w:rPr>
-              <w:t>100\,V</w:t>
-            </w:r>
-            <w:r>
-              <w:rPr>
-                <w:color w:val="282C34"/>
-                <w:sz w:val="18"/>
-              </w:rPr>
-              <w:t xml:space="preserve">; must withstand </w:t>
-            </w:r>
-            <w:r>
-              <w:rPr>
-                <w:i/>
-                <w:color w:val="145AA0"/>
-                <w:sz w:val="18"/>
-              </w:rPr>
-              <w:t>2 V_{IN = 48\,V</w:t>
-            </w:r>
-            <w:r>
-              <w:rPr>
-                <w:color w:val="282C34"/>
-                <w:sz w:val="18"/>
-              </w:rPr>
-              <w:t xml:space="preserve"> plus inductive leakage spikes.</w:t>
+              <w:t>Rated for 100 V; must withstand 2 V_IN = 48 V plus inductive leakage spikes.</w:t>
             </w:r>
           </w:p>
         </w:tc>
@@ -1792,7 +1555,7 @@
                 <w:color w:val="282C34"/>
                 <w:sz w:val="18"/>
               </w:rPr>
-              <w:t>$T_1$</w:t>
+              <w:t>T_1</w:t>
             </w:r>
           </w:p>
         </w:tc>
@@ -1867,15 +1630,7 @@
                 <w:color w:val="282C34"/>
                 <w:sz w:val="18"/>
               </w:rPr>
-              <w:t xml:space="preserve">Turns: </w:t>
-            </w:r>
-            <w:r>
-              <w:rPr>
-                <w:i/>
-                <w:color w:val="145AA0"/>
-                <w:sz w:val="18"/>
-              </w:rPr>
-              <w:t>(6+6):(4+4), L_m = 650\,µH, L_{lk &lt; 1.2\,µH</w:t>
+              <w:t>Turns: (6+6):(4+4), L_m = 650 µH, L_lk &lt; 1.2 µH</w:t>
             </w:r>
           </w:p>
         </w:tc>
@@ -1927,7 +1682,7 @@
                 <w:color w:val="282C34"/>
                 <w:sz w:val="18"/>
               </w:rPr>
-              <w:t>$R_{snub1/2}, C_{snub1/2}$</w:t>
+              <w:t>R_snub1/2, C_snub1/2</w:t>
             </w:r>
           </w:p>
         </w:tc>
@@ -1996,11 +1751,10 @@
             </w:pPr>
             <w:r>
               <w:rPr>
-                <w:i/>
-                <w:color w:val="145AA0"/>
+                <w:color w:val="282C34"/>
                 <w:sz w:val="18"/>
               </w:rPr>
-              <w:t>R = 4.7\,\Omega / 2\,W, C = 1.0\,nF / 100\,V C0G</w:t>
+              <w:t>R = 4.7 Ω / 2 W, C = 1.0 nF / 100 V C0G</w:t>
             </w:r>
           </w:p>
         </w:tc>
@@ -2052,7 +1806,7 @@
                 <w:color w:val="282C34"/>
                 <w:sz w:val="18"/>
               </w:rPr>
-              <w:t>$D_1, D_2$</w:t>
+              <w:t>D_1, D_2</w:t>
             </w:r>
           </w:p>
         </w:tc>
@@ -2124,11 +1878,10 @@
             </w:pPr>
             <w:r>
               <w:rPr>
-                <w:i/>
-                <w:color w:val="145AA0"/>
+                <w:color w:val="282C34"/>
                 <w:sz w:val="18"/>
               </w:rPr>
-              <w:t>V_{RRM = 100\,V, I_F = 40\,A, V_F = 0.58\,V</w:t>
+              <w:t>V_RRM = 100 V, I_F = 40 A, V_F = 0.58 V</w:t>
             </w:r>
           </w:p>
         </w:tc>
@@ -2180,7 +1933,7 @@
                 <w:color w:val="282C34"/>
                 <w:sz w:val="18"/>
               </w:rPr>
-              <w:t>$L_o$</w:t>
+              <w:t>L_o</w:t>
             </w:r>
           </w:p>
         </w:tc>
@@ -2249,11 +2002,10 @@
             </w:pPr>
             <w:r>
               <w:rPr>
-                <w:i/>
-                <w:color w:val="145AA0"/>
+                <w:color w:val="282C34"/>
                 <w:sz w:val="18"/>
               </w:rPr>
-              <w:t>L = 10\,µH, I_{sat = 24\,A, I_{rms = 18\,A, DCR = 2.8\,m\Omega</w:t>
+              <w:t>L = 10 µH, I_sat = 24 A, I_rms = 18 A, DCR = 2.8 mΩ</w:t>
             </w:r>
           </w:p>
         </w:tc>
@@ -2277,37 +2029,7 @@
                 <w:color w:val="282C34"/>
                 <w:sz w:val="18"/>
               </w:rPr>
-              <w:t xml:space="preserve">Flat-copper winding handles </w:t>
-            </w:r>
-            <w:r>
-              <w:rPr>
-                <w:i/>
-                <w:color w:val="145AA0"/>
-                <w:sz w:val="18"/>
-              </w:rPr>
-              <w:t>15\,A</w:t>
-            </w:r>
-            <w:r>
-              <w:rPr>
-                <w:color w:val="282C34"/>
-                <w:sz w:val="18"/>
-              </w:rPr>
-              <w:t xml:space="preserve"> DC current with </w:t>
-            </w:r>
-            <w:r>
-              <w:rPr>
-                <w:i/>
-                <w:color w:val="145AA0"/>
-                <w:sz w:val="18"/>
-              </w:rPr>
-              <w:t>&lt; 1\,W</w:t>
-            </w:r>
-            <w:r>
-              <w:rPr>
-                <w:color w:val="282C34"/>
-                <w:sz w:val="18"/>
-              </w:rPr>
-              <w:t xml:space="preserve"> winding loss.</w:t>
+              <w:t>Flat-copper winding handles 15 A DC current with &lt; 1 W winding loss.</w:t>
             </w:r>
           </w:p>
         </w:tc>
@@ -2335,7 +2057,7 @@
                 <w:color w:val="282C34"/>
                 <w:sz w:val="18"/>
               </w:rPr>
-              <w:t>$C_{out,bulk}$</w:t>
+              <w:t>C_out,bulk</w:t>
             </w:r>
           </w:p>
         </w:tc>
@@ -2407,11 +2129,10 @@
             </w:pPr>
             <w:r>
               <w:rPr>
-                <w:i/>
-                <w:color w:val="145AA0"/>
+                <w:color w:val="282C34"/>
                 <w:sz w:val="18"/>
               </w:rPr>
-              <w:t>4 × 330\,µF, 25\,V, OS-CON Polymer, ESR = 6\,m\Omega</w:t>
+              <w:t>4 * 330 µF, 25 V, OS-CON Polymer, ESR = 6 mΩ</w:t>
             </w:r>
           </w:p>
         </w:tc>
@@ -2436,37 +2157,7 @@
                 <w:color w:val="282C34"/>
                 <w:sz w:val="18"/>
               </w:rPr>
-              <w:t xml:space="preserve">Ultra-low equivalent ESR of </w:t>
-            </w:r>
-            <w:r>
-              <w:rPr>
-                <w:i/>
-                <w:color w:val="145AA0"/>
-                <w:sz w:val="18"/>
-              </w:rPr>
-              <w:t>1.5\,m\Omega</w:t>
-            </w:r>
-            <w:r>
-              <w:rPr>
-                <w:color w:val="282C34"/>
-                <w:sz w:val="18"/>
-              </w:rPr>
-              <w:t xml:space="preserve"> maintains </w:t>
-            </w:r>
-            <w:r>
-              <w:rPr>
-                <w:i/>
-                <w:color w:val="145AA0"/>
-                <w:sz w:val="18"/>
-              </w:rPr>
-              <w:t>&lt; 15\,mV</w:t>
-            </w:r>
-            <w:r>
-              <w:rPr>
-                <w:color w:val="282C34"/>
-                <w:sz w:val="18"/>
-              </w:rPr>
-              <w:t xml:space="preserve"> output ripple.</w:t>
+              <w:t>Ultra-low equivalent ESR of 1.5 mΩ maintains &lt; 15 mV output ripple.</w:t>
             </w:r>
           </w:p>
         </w:tc>
@@ -2493,7 +2184,7 @@
                 <w:color w:val="282C34"/>
                 <w:sz w:val="18"/>
               </w:rPr>
-              <w:t>$U_1$ (Driver)</w:t>
+              <w:t>U_1 (Driver)</w:t>
             </w:r>
           </w:p>
         </w:tc>
@@ -2562,18 +2253,10 @@
             </w:pPr>
             <w:r>
               <w:rPr>
-                <w:i/>
-                <w:color w:val="145AA0"/>
-                <w:sz w:val="18"/>
-              </w:rPr>
-              <w:t>5\,A</w:t>
-            </w:r>
-            <w:r>
-              <w:rPr>
                 <w:color w:val="282C34"/>
                 <w:sz w:val="18"/>
               </w:rPr>
-              <w:t xml:space="preserve"> peak sink/source, dual non-inverting</w:t>
+              <w:t>5 A peak sink/source, dual non-inverting</w:t>
             </w:r>
           </w:p>
         </w:tc>
@@ -2629,7 +2312,7 @@
           <w:color w:val="282C34"/>
           <w:sz w:val="21"/>
         </w:rPr>
-        <w:t>Interval 1: Switch Q1 ON ($0 &lt; t \le D \cdot T_s$)</w:t>
+        <w:t>Interval 1: Switch Q1 ON (0 &lt; t &lt;= D * T_s)</w:t>
       </w:r>
       <w:r>
         <w:rPr>
@@ -2650,52 +2333,7 @@
           <w:color w:val="282C34"/>
           <w:sz w:val="21"/>
         </w:rPr>
-        <w:t xml:space="preserve">Switch </w:t>
-      </w:r>
-      <w:r>
-        <w:rPr>
-          <w:i/>
-          <w:color w:val="145AA0"/>
-          <w:sz w:val="21"/>
-        </w:rPr>
-        <w:t>Q_1</w:t>
-      </w:r>
-      <w:r>
-        <w:rPr>
-          <w:color w:val="282C34"/>
-          <w:sz w:val="21"/>
-        </w:rPr>
-        <w:t xml:space="preserve"> turns ON, pulling the bottom terminal of winding </w:t>
-      </w:r>
-      <w:r>
-        <w:rPr>
-          <w:i/>
-          <w:color w:val="145AA0"/>
-          <w:sz w:val="21"/>
-        </w:rPr>
-        <w:t>N_{p1</w:t>
-      </w:r>
-      <w:r>
-        <w:rPr>
-          <w:color w:val="282C34"/>
-          <w:sz w:val="21"/>
-        </w:rPr>
-        <w:t xml:space="preserve"> to ground (</w:t>
-      </w:r>
-      <w:r>
-        <w:rPr>
-          <w:i/>
-          <w:color w:val="145AA0"/>
-          <w:sz w:val="21"/>
-        </w:rPr>
-        <w:t>0\,V</w:t>
-      </w:r>
-      <w:r>
-        <w:rPr>
-          <w:color w:val="282C34"/>
-          <w:sz w:val="21"/>
-        </w:rPr>
-        <w:t>).</w:t>
+        <w:t>Switch Q_1 turns ON, pulling the bottom terminal of winding N_p1 to ground (0 V).</w:t>
       </w:r>
     </w:p>
     <w:p>
@@ -2709,37 +2347,7 @@
           <w:color w:val="282C34"/>
           <w:sz w:val="21"/>
         </w:rPr>
-        <w:t xml:space="preserve">The full DC input </w:t>
-      </w:r>
-      <w:r>
-        <w:rPr>
-          <w:i/>
-          <w:color w:val="145AA0"/>
-          <w:sz w:val="21"/>
-        </w:rPr>
-        <w:t>V_{IN</w:t>
-      </w:r>
-      <w:r>
-        <w:rPr>
-          <w:color w:val="282C34"/>
-          <w:sz w:val="21"/>
-        </w:rPr>
-        <w:t xml:space="preserve"> is impressed across </w:t>
-      </w:r>
-      <w:r>
-        <w:rPr>
-          <w:i/>
-          <w:color w:val="145AA0"/>
-          <w:sz w:val="21"/>
-        </w:rPr>
-        <w:t>N_{p1</w:t>
-      </w:r>
-      <w:r>
-        <w:rPr>
-          <w:color w:val="282C34"/>
-          <w:sz w:val="21"/>
-        </w:rPr>
-        <w:t>.</w:t>
+        <w:t>The full DC input V_IN is impressed across N_p1.</w:t>
       </w:r>
     </w:p>
     <w:p>
@@ -2753,52 +2361,7 @@
           <w:color w:val="282C34"/>
           <w:sz w:val="21"/>
         </w:rPr>
-        <w:t xml:space="preserve">Secondary winding </w:t>
-      </w:r>
-      <w:r>
-        <w:rPr>
-          <w:i/>
-          <w:color w:val="145AA0"/>
-          <w:sz w:val="21"/>
-        </w:rPr>
-        <w:t>N_{s1</w:t>
-      </w:r>
-      <w:r>
-        <w:rPr>
-          <w:color w:val="282C34"/>
-          <w:sz w:val="21"/>
-        </w:rPr>
-        <w:t xml:space="preserve"> generates a positive voltage, forward-biasing diode </w:t>
-      </w:r>
-      <w:r>
-        <w:rPr>
-          <w:i/>
-          <w:color w:val="145AA0"/>
-          <w:sz w:val="21"/>
-        </w:rPr>
-        <w:t>D_1</w:t>
-      </w:r>
-      <w:r>
-        <w:rPr>
-          <w:color w:val="282C34"/>
-          <w:sz w:val="21"/>
-        </w:rPr>
-        <w:t xml:space="preserve"> and charging the output filter inductor </w:t>
-      </w:r>
-      <w:r>
-        <w:rPr>
-          <w:i/>
-          <w:color w:val="145AA0"/>
-          <w:sz w:val="21"/>
-        </w:rPr>
-        <w:t>L_o</w:t>
-      </w:r>
-      <w:r>
-        <w:rPr>
-          <w:color w:val="282C34"/>
-          <w:sz w:val="21"/>
-        </w:rPr>
-        <w:t>.</w:t>
+        <w:t>Secondary winding N_s1 generates a positive voltage, forward-biasing diode D_1 and charging the output filter inductor L_o.</w:t>
       </w:r>
     </w:p>
     <w:p>
@@ -2820,80 +2383,53 @@
           <w:color w:val="282C34"/>
           <w:sz w:val="21"/>
         </w:rPr>
-        <w:t xml:space="preserve">: The center-tapped primary behaves as an autotransformer. The voltage induced across </w:t>
-      </w:r>
-      <w:r>
-        <w:rPr>
-          <w:i/>
-          <w:color w:val="145AA0"/>
-          <w:sz w:val="21"/>
-        </w:rPr>
-        <w:t>N_{p2</w:t>
-      </w:r>
-      <w:r>
-        <w:rPr>
-          <w:color w:val="282C34"/>
-          <w:sz w:val="21"/>
-        </w:rPr>
-        <w:t xml:space="preserve"> is equal to </w:t>
-      </w:r>
-      <w:r>
-        <w:rPr>
-          <w:i/>
-          <w:color w:val="145AA0"/>
-          <w:sz w:val="21"/>
-        </w:rPr>
-        <w:t>+V_{IN</w:t>
-      </w:r>
-      <w:r>
-        <w:rPr>
-          <w:color w:val="282C34"/>
-          <w:sz w:val="21"/>
-        </w:rPr>
-        <w:t xml:space="preserve">. Therefore, the drain of the non-conducting switch </w:t>
-      </w:r>
-      <w:r>
-        <w:rPr>
-          <w:i/>
-          <w:color w:val="145AA0"/>
-          <w:sz w:val="21"/>
-        </w:rPr>
-        <w:t>Q_2</w:t>
-      </w:r>
-      <w:r>
-        <w:rPr>
-          <w:color w:val="282C34"/>
-          <w:sz w:val="21"/>
-        </w:rPr>
-        <w:t xml:space="preserve"> swings to:</w:t>
+        <w:t>: The center-tapped primary behaves as an autotransformer. The voltage induced across N_p2 is equal to +V_IN. Therefore, the drain of the non-conducting switch Q_2 swings to:</w:t>
       </w:r>
     </w:p>
-    <w:p>
-      <w:pPr>
-        <w:spacing w:after="80"/>
-      </w:pPr>
-      <w:r>
-        <w:rPr>
-          <w:i/>
-          <w:color w:val="145AA0"/>
-          <w:sz w:val="21"/>
-        </w:rPr>
-      </w:r>
-      <w:r>
-        <w:rPr>
-          <w:color w:val="282C34"/>
-          <w:sz w:val="21"/>
-        </w:rPr>
-        <w:t>V_{DS,Q2} = V_{IN} + V_{Np2} = 2 \cdot V_{IN}</w:t>
-      </w:r>
-      <w:r>
-        <w:rPr>
-          <w:i/>
-          <w:color w:val="145AA0"/>
-          <w:sz w:val="21"/>
-        </w:rPr>
-      </w:r>
-    </w:p>
+    <w:tbl>
+      <w:tblPr>
+        <w:tblW w:type="auto" w:w="0"/>
+        <w:jc w:val="center"/>
+        <w:tblLook w:firstColumn="1" w:firstRow="1" w:lastColumn="0" w:lastRow="0" w:noHBand="0" w:noVBand="1" w:val="04A0"/>
+      </w:tblPr>
+      <w:tblGrid>
+        <w:gridCol w:w="9792"/>
+      </w:tblGrid>
+      <w:tr>
+        <w:tc>
+          <w:tcPr>
+            <w:tcW w:type="dxa" w:w="9792"/>
+            <w:shd w:fill="F5F6F8"/>
+            <w:tcMar>
+              <w:top w:w="80" w:type="dxa"/>
+              <w:bottom w:w="80" w:type="dxa"/>
+              <w:left w:w="140" w:type="dxa"/>
+              <w:right w:w="140" w:type="dxa"/>
+            </w:tcMar>
+            <w:tcBorders>
+              <w:left w:val="single" w:sz="18" w:space="0" w:color="CBD5E0"/>
+              <w:top w:val="none"/>
+              <w:right w:val="none"/>
+              <w:bottom w:val="none"/>
+            </w:tcBorders>
+          </w:tcPr>
+          <w:p>
+            <w:pPr>
+              <w:spacing w:line="240" w:lineRule="auto" w:after="0"/>
+            </w:pPr>
+            <w:r>
+              <w:rPr>
+                <w:rFonts w:ascii="Consolas" w:hAnsi="Consolas"/>
+                <w:color w:val="2D3748"/>
+                <w:sz w:val="18"/>
+              </w:rPr>
+              <w:t>V_DS,Q2 = V_IN + V_Np2 = 2 * V_IN</w:t>
+            </w:r>
+          </w:p>
+        </w:tc>
+      </w:tr>
+    </w:tbl>
+    <w:p/>
     <w:p>
       <w:pPr>
         <w:pStyle w:val="ListNumber"/>
@@ -2906,7 +2442,7 @@
           <w:color w:val="282C34"/>
           <w:sz w:val="21"/>
         </w:rPr>
-        <w:t>Interval 2: Dead-Time ($D \cdot T_s &lt; t \le 0.5 T_s$)</w:t>
+        <w:t>Interval 2: Dead-Time (D * T_s &lt; t &lt;= 0.5 T_s)</w:t>
       </w:r>
       <w:r>
         <w:rPr>
@@ -2927,37 +2463,7 @@
           <w:color w:val="282C34"/>
           <w:sz w:val="21"/>
         </w:rPr>
-        <w:t xml:space="preserve">Both switches </w:t>
-      </w:r>
-      <w:r>
-        <w:rPr>
-          <w:i/>
-          <w:color w:val="145AA0"/>
-          <w:sz w:val="21"/>
-        </w:rPr>
-        <w:t>Q_1</w:t>
-      </w:r>
-      <w:r>
-        <w:rPr>
-          <w:color w:val="282C34"/>
-          <w:sz w:val="21"/>
-        </w:rPr>
-        <w:t xml:space="preserve"> and </w:t>
-      </w:r>
-      <w:r>
-        <w:rPr>
-          <w:i/>
-          <w:color w:val="145AA0"/>
-          <w:sz w:val="21"/>
-        </w:rPr>
-        <w:t>Q_2</w:t>
-      </w:r>
-      <w:r>
-        <w:rPr>
-          <w:color w:val="282C34"/>
-          <w:sz w:val="21"/>
-        </w:rPr>
-        <w:t xml:space="preserve"> are OFF. Primary currents drop to zero.</w:t>
+        <w:t>Both switches Q_1 and Q_2 are OFF. Primary currents drop to zero.</w:t>
       </w:r>
     </w:p>
     <w:p>
@@ -2971,67 +2477,7 @@
           <w:color w:val="282C34"/>
           <w:sz w:val="21"/>
         </w:rPr>
-        <w:t xml:space="preserve">Secondary diodes </w:t>
-      </w:r>
-      <w:r>
-        <w:rPr>
-          <w:i/>
-          <w:color w:val="145AA0"/>
-          <w:sz w:val="21"/>
-        </w:rPr>
-        <w:t>D_1</w:t>
-      </w:r>
-      <w:r>
-        <w:rPr>
-          <w:color w:val="282C34"/>
-          <w:sz w:val="21"/>
-        </w:rPr>
-        <w:t xml:space="preserve"> and </w:t>
-      </w:r>
-      <w:r>
-        <w:rPr>
-          <w:i/>
-          <w:color w:val="145AA0"/>
-          <w:sz w:val="21"/>
-        </w:rPr>
-        <w:t>D_2</w:t>
-      </w:r>
-      <w:r>
-        <w:rPr>
-          <w:color w:val="282C34"/>
-          <w:sz w:val="21"/>
-        </w:rPr>
-        <w:t xml:space="preserve"> both conduct simultaneously, freewheeling the output inductor current </w:t>
-      </w:r>
-      <w:r>
-        <w:rPr>
-          <w:i/>
-          <w:color w:val="145AA0"/>
-          <w:sz w:val="21"/>
-        </w:rPr>
-        <w:t>I_{Lo</w:t>
-      </w:r>
-      <w:r>
-        <w:rPr>
-          <w:color w:val="282C34"/>
-          <w:sz w:val="21"/>
-        </w:rPr>
-        <w:t xml:space="preserve"> and clamping the secondary to </w:t>
-      </w:r>
-      <w:r>
-        <w:rPr>
-          <w:i/>
-          <w:color w:val="145AA0"/>
-          <w:sz w:val="21"/>
-        </w:rPr>
-        <w:t>0\,V</w:t>
-      </w:r>
-      <w:r>
-        <w:rPr>
-          <w:color w:val="282C34"/>
-          <w:sz w:val="21"/>
-        </w:rPr>
-        <w:t>.</w:t>
+        <w:t>Secondary diodes D_1 and D_2 both conduct simultaneously, freewheeling the output inductor current I_Lo and clamping the secondary to 0 V.</w:t>
       </w:r>
     </w:p>
     <w:p>
@@ -3046,7 +2492,7 @@
           <w:color w:val="282C34"/>
           <w:sz w:val="21"/>
         </w:rPr>
-        <w:t>Interval 3: Switch Q2 ON ($0.5 T_s &lt; t \le (0.5 + D) \cdot T_s$)</w:t>
+        <w:t>Interval 3: Switch Q2 ON (0.5 T_s &lt; t &lt;= (0.5 + D) * T_s)</w:t>
       </w:r>
       <w:r>
         <w:rPr>
@@ -3067,52 +2513,7 @@
           <w:color w:val="282C34"/>
           <w:sz w:val="21"/>
         </w:rPr>
-        <w:t xml:space="preserve">Switch </w:t>
-      </w:r>
-      <w:r>
-        <w:rPr>
-          <w:i/>
-          <w:color w:val="145AA0"/>
-          <w:sz w:val="21"/>
-        </w:rPr>
-        <w:t>Q_2</w:t>
-      </w:r>
-      <w:r>
-        <w:rPr>
-          <w:color w:val="282C34"/>
-          <w:sz w:val="21"/>
-        </w:rPr>
-        <w:t xml:space="preserve"> turns ON, impressing </w:t>
-      </w:r>
-      <w:r>
-        <w:rPr>
-          <w:i/>
-          <w:color w:val="145AA0"/>
-          <w:sz w:val="21"/>
-        </w:rPr>
-        <w:t>V_{IN</w:t>
-      </w:r>
-      <w:r>
-        <w:rPr>
-          <w:color w:val="282C34"/>
-          <w:sz w:val="21"/>
-        </w:rPr>
-        <w:t xml:space="preserve"> across winding </w:t>
-      </w:r>
-      <w:r>
-        <w:rPr>
-          <w:i/>
-          <w:color w:val="145AA0"/>
-          <w:sz w:val="21"/>
-        </w:rPr>
-        <w:t>N_{p2</w:t>
-      </w:r>
-      <w:r>
-        <w:rPr>
-          <w:color w:val="282C34"/>
-          <w:sz w:val="21"/>
-        </w:rPr>
-        <w:t xml:space="preserve"> in the opposite magnetic orientation.</w:t>
+        <w:t>Switch Q_2 turns ON, impressing V_IN across winding N_p2 in the opposite magnetic orientation.</w:t>
       </w:r>
     </w:p>
     <w:p>
@@ -3126,37 +2527,7 @@
           <w:color w:val="282C34"/>
           <w:sz w:val="21"/>
         </w:rPr>
-        <w:t xml:space="preserve">Diode </w:t>
-      </w:r>
-      <w:r>
-        <w:rPr>
-          <w:i/>
-          <w:color w:val="145AA0"/>
-          <w:sz w:val="21"/>
-        </w:rPr>
-        <w:t>D_2</w:t>
-      </w:r>
-      <w:r>
-        <w:rPr>
-          <w:color w:val="282C34"/>
-          <w:sz w:val="21"/>
-        </w:rPr>
-        <w:t xml:space="preserve"> conducts, supplying output current through </w:t>
-      </w:r>
-      <w:r>
-        <w:rPr>
-          <w:i/>
-          <w:color w:val="145AA0"/>
-          <w:sz w:val="21"/>
-        </w:rPr>
-        <w:t>L_o</w:t>
-      </w:r>
-      <w:r>
-        <w:rPr>
-          <w:color w:val="282C34"/>
-          <w:sz w:val="21"/>
-        </w:rPr>
-        <w:t>.</w:t>
+        <w:t>Diode D_2 conducts, supplying output current through L_o.</w:t>
       </w:r>
     </w:p>
     <w:p>
@@ -3170,37 +2541,7 @@
           <w:color w:val="282C34"/>
           <w:sz w:val="21"/>
         </w:rPr>
-        <w:t xml:space="preserve">The drain of switch </w:t>
-      </w:r>
-      <w:r>
-        <w:rPr>
-          <w:i/>
-          <w:color w:val="145AA0"/>
-          <w:sz w:val="21"/>
-        </w:rPr>
-        <w:t>Q_1</w:t>
-      </w:r>
-      <w:r>
-        <w:rPr>
-          <w:color w:val="282C34"/>
-          <w:sz w:val="21"/>
-        </w:rPr>
-        <w:t xml:space="preserve"> now sees </w:t>
-      </w:r>
-      <w:r>
-        <w:rPr>
-          <w:i/>
-          <w:color w:val="145AA0"/>
-          <w:sz w:val="21"/>
-        </w:rPr>
-        <w:t>2 \cdot V_{IN</w:t>
-      </w:r>
-      <w:r>
-        <w:rPr>
-          <w:color w:val="282C34"/>
-          <w:sz w:val="21"/>
-        </w:rPr>
-        <w:t>.</w:t>
+        <w:t>The drain of switch Q_1 now sees 2 * V_IN.</w:t>
       </w:r>
     </w:p>
     <w:p>
@@ -3215,7 +2556,7 @@
           <w:color w:val="282C34"/>
           <w:sz w:val="21"/>
         </w:rPr>
-        <w:t>Interval 4: Dead-Time ($(0.5 + D) \cdot T_s &lt; t \le T_s$)</w:t>
+        <w:t>Interval 4: Dead-Time ((0.5 + D) * T_s &lt; t &lt;= T_s)</w:t>
       </w:r>
       <w:r>
         <w:rPr>
@@ -3488,22 +2829,7 @@
           <w:color w:val="282C34"/>
           <w:sz w:val="21"/>
         </w:rPr>
-        <w:t>Switch turn-on or turn-off propagation delays (</w:t>
-      </w:r>
-      <w:r>
-        <w:rPr>
-          <w:i/>
-          <w:color w:val="145AA0"/>
-          <w:sz w:val="21"/>
-        </w:rPr>
-        <w:t>\Delta t = t_{on,Q1 - t_{on,Q2</w:t>
-      </w:r>
-      <w:r>
-        <w:rPr>
-          <w:color w:val="282C34"/>
-          <w:sz w:val="21"/>
-        </w:rPr>
-        <w:t>)</w:t>
+        <w:t>Switch turn-on or turn-off propagation delays (Δ t = t_on,Q1 - t_on,Q2)</w:t>
       </w:r>
     </w:p>
     <w:p>
@@ -3517,22 +2843,7 @@
           <w:color w:val="282C34"/>
           <w:sz w:val="21"/>
         </w:rPr>
-        <w:t>Switch on-state resistances (</w:t>
-      </w:r>
-      <w:r>
-        <w:rPr>
-          <w:i/>
-          <w:color w:val="145AA0"/>
-          <w:sz w:val="21"/>
-        </w:rPr>
-        <w:t>R_{DS(on),Q1 \ne R_{DS(on),Q2</w:t>
-      </w:r>
-      <w:r>
-        <w:rPr>
-          <w:color w:val="282C34"/>
-          <w:sz w:val="21"/>
-        </w:rPr>
-        <w:t>)</w:t>
+        <w:t>Switch on-state resistances (R_DS(on),Q1 != R_DS(on),Q2)</w:t>
       </w:r>
     </w:p>
     <w:p>
@@ -3546,22 +2857,7 @@
           <w:color w:val="282C34"/>
           <w:sz w:val="21"/>
         </w:rPr>
-        <w:t>Winding DC copper resistances (</w:t>
-      </w:r>
-      <w:r>
-        <w:rPr>
-          <w:i/>
-          <w:color w:val="145AA0"/>
-          <w:sz w:val="21"/>
-        </w:rPr>
-        <w:t>R_{cu,p1 \ne R_{cu,p2</w:t>
-      </w:r>
-      <w:r>
-        <w:rPr>
-          <w:color w:val="282C34"/>
-          <w:sz w:val="21"/>
-        </w:rPr>
-        <w:t>)</w:t>
+        <w:t>Winding DC copper resistances (R_cu,p1 != R_cu,p2)</w:t>
       </w:r>
     </w:p>
     <w:p>
@@ -3576,32 +2872,50 @@
         <w:t>The volt-seconds applied across the transformer during positive and negative half-cycles will not balance:</w:t>
       </w:r>
     </w:p>
-    <w:p>
-      <w:pPr>
-        <w:spacing w:after="80"/>
-      </w:pPr>
-      <w:r>
-        <w:rPr>
-          <w:i/>
-          <w:color w:val="145AA0"/>
-          <w:sz w:val="21"/>
-        </w:rPr>
-      </w:r>
-      <w:r>
-        <w:rPr>
-          <w:color w:val="282C34"/>
-          <w:sz w:val="21"/>
-        </w:rPr>
-        <w:t>\Delta (V \cdot t) = \int_0^{D T_s} V_{p1}(t)\,dt - \int_{0.5 T_s}^{(0.5+D) T_s} V_{p2}(t)\,dt \ne 0</w:t>
-      </w:r>
-      <w:r>
-        <w:rPr>
-          <w:i/>
-          <w:color w:val="145AA0"/>
-          <w:sz w:val="21"/>
-        </w:rPr>
-      </w:r>
-    </w:p>
+    <w:tbl>
+      <w:tblPr>
+        <w:tblW w:type="auto" w:w="0"/>
+        <w:jc w:val="center"/>
+        <w:tblLook w:firstColumn="1" w:firstRow="1" w:lastColumn="0" w:lastRow="0" w:noHBand="0" w:noVBand="1" w:val="04A0"/>
+      </w:tblPr>
+      <w:tblGrid>
+        <w:gridCol w:w="9792"/>
+      </w:tblGrid>
+      <w:tr>
+        <w:tc>
+          <w:tcPr>
+            <w:tcW w:type="dxa" w:w="9792"/>
+            <w:shd w:fill="F5F6F8"/>
+            <w:tcMar>
+              <w:top w:w="80" w:type="dxa"/>
+              <w:bottom w:w="80" w:type="dxa"/>
+              <w:left w:w="140" w:type="dxa"/>
+              <w:right w:w="140" w:type="dxa"/>
+            </w:tcMar>
+            <w:tcBorders>
+              <w:left w:val="single" w:sz="18" w:space="0" w:color="CBD5E0"/>
+              <w:top w:val="none"/>
+              <w:right w:val="none"/>
+              <w:bottom w:val="none"/>
+            </w:tcBorders>
+          </w:tcPr>
+          <w:p>
+            <w:pPr>
+              <w:spacing w:line="240" w:lineRule="auto" w:after="0"/>
+            </w:pPr>
+            <w:r>
+              <w:rPr>
+                <w:rFonts w:ascii="Consolas" w:hAnsi="Consolas"/>
+                <w:color w:val="2D3748"/>
+                <w:sz w:val="18"/>
+              </w:rPr>
+              <w:t>Δ (V * t) = int_0^D T_s V_p1(t) dt - Integral(0.5 T_s to (0.5+D) T_s) V_p2(t) dt != 0</w:t>
+            </w:r>
+          </w:p>
+        </w:tc>
+      </w:tr>
+    </w:tbl>
+    <w:p/>
     <w:p>
       <w:pPr>
         <w:spacing w:after="80"/>
@@ -3611,22 +2925,7 @@
           <w:color w:val="282C34"/>
           <w:sz w:val="21"/>
         </w:rPr>
-        <w:t xml:space="preserve">This non-zero net DC volt-second integral acts like a DC voltage source applied directly to the magnetizing inductance. Every switching cycle, the operating flux density walks higher along the B-H curve until the core reaches </w:t>
-      </w:r>
-      <w:r>
-        <w:rPr>
-          <w:i/>
-          <w:color w:val="145AA0"/>
-          <w:sz w:val="21"/>
-        </w:rPr>
-        <w:t>+B_{sat</w:t>
-      </w:r>
-      <w:r>
-        <w:rPr>
-          <w:color w:val="282C34"/>
-          <w:sz w:val="21"/>
-        </w:rPr>
-        <w:t>. When saturated:</w:t>
+        <w:t>This non-zero net DC volt-second integral acts like a DC voltage source applied directly to the magnetizing inductance. Every switching cycle, the operating flux density walks higher along the B-H curve until the core reaches +B_sat. When saturated:</w:t>
       </w:r>
     </w:p>
     <w:p>
@@ -3640,22 +2939,7 @@
           <w:color w:val="282C34"/>
           <w:sz w:val="21"/>
         </w:rPr>
-        <w:t xml:space="preserve">Magnetizing inductance collapses: </w:t>
-      </w:r>
-      <w:r>
-        <w:rPr>
-          <w:i/>
-          <w:color w:val="145AA0"/>
-          <w:sz w:val="21"/>
-        </w:rPr>
-        <w:t>L_m \rightarrow 0</w:t>
-      </w:r>
-      <w:r>
-        <w:rPr>
-          <w:color w:val="282C34"/>
-          <w:sz w:val="21"/>
-        </w:rPr>
-        <w:t>.</w:t>
+        <w:t>Magnetizing inductance collapses: L_m -&gt; 0.</w:t>
       </w:r>
     </w:p>
     <w:p>
@@ -3755,22 +3039,7 @@
           <w:color w:val="282C34"/>
           <w:sz w:val="21"/>
         </w:rPr>
-        <w:t xml:space="preserve">: Inserting a small physical air gap in the ferrite core lowers the effective magnetic permeability </w:t>
-      </w:r>
-      <w:r>
-        <w:rPr>
-          <w:i/>
-          <w:color w:val="145AA0"/>
-          <w:sz w:val="21"/>
-        </w:rPr>
-        <w:t>µ_r</w:t>
-      </w:r>
-      <w:r>
-        <w:rPr>
-          <w:color w:val="282C34"/>
-          <w:sz w:val="21"/>
-        </w:rPr>
-        <w:t xml:space="preserve"> and tilts the B-H loop, dramatically increasing the saturation flux margin at the cost of higher magnetizing current.</w:t>
+        <w:t>: Inserting a small physical air gap in the ferrite core lowers the effective magnetic permeability µ_r and tilts the B-H loop, dramatically increasing the saturation flux margin at the cost of higher magnetizing current.</w:t>
       </w:r>
     </w:p>
     <w:p>
@@ -3829,32 +3098,50 @@
         <w:t>4.1 Output Voltage Conversion Ratio:</w:t>
       </w:r>
     </w:p>
-    <w:p>
-      <w:pPr>
-        <w:spacing w:after="80"/>
-      </w:pPr>
-      <w:r>
-        <w:rPr>
-          <w:i/>
-          <w:color w:val="145AA0"/>
-          <w:sz w:val="21"/>
-        </w:rPr>
-      </w:r>
-      <w:r>
-        <w:rPr>
-          <w:color w:val="282C34"/>
-          <w:sz w:val="21"/>
-        </w:rPr>
-        <w:t>V_{out} = 2 \cdot \frac{N_s}{N_p} \cdot V_{IN} \cdot D</w:t>
-      </w:r>
-      <w:r>
-        <w:rPr>
-          <w:i/>
-          <w:color w:val="145AA0"/>
-          <w:sz w:val="21"/>
-        </w:rPr>
-      </w:r>
-    </w:p>
+    <w:tbl>
+      <w:tblPr>
+        <w:tblW w:type="auto" w:w="0"/>
+        <w:jc w:val="center"/>
+        <w:tblLook w:firstColumn="1" w:firstRow="1" w:lastColumn="0" w:lastRow="0" w:noHBand="0" w:noVBand="1" w:val="04A0"/>
+      </w:tblPr>
+      <w:tblGrid>
+        <w:gridCol w:w="9792"/>
+      </w:tblGrid>
+      <w:tr>
+        <w:tc>
+          <w:tcPr>
+            <w:tcW w:type="dxa" w:w="9792"/>
+            <w:shd w:fill="F5F6F8"/>
+            <w:tcMar>
+              <w:top w:w="80" w:type="dxa"/>
+              <w:bottom w:w="80" w:type="dxa"/>
+              <w:left w:w="140" w:type="dxa"/>
+              <w:right w:w="140" w:type="dxa"/>
+            </w:tcMar>
+            <w:tcBorders>
+              <w:left w:val="single" w:sz="18" w:space="0" w:color="CBD5E0"/>
+              <w:top w:val="none"/>
+              <w:right w:val="none"/>
+              <w:bottom w:val="none"/>
+            </w:tcBorders>
+          </w:tcPr>
+          <w:p>
+            <w:pPr>
+              <w:spacing w:line="240" w:lineRule="auto" w:after="0"/>
+            </w:pPr>
+            <w:r>
+              <w:rPr>
+                <w:rFonts w:ascii="Consolas" w:hAnsi="Consolas"/>
+                <w:color w:val="2D3748"/>
+                <w:sz w:val="18"/>
+              </w:rPr>
+              <w:t>V_out = 2 * N_s / N_p * V_IN * D</w:t>
+            </w:r>
+          </w:p>
+        </w:tc>
+      </w:tr>
+    </w:tbl>
+    <w:p/>
     <w:p>
       <w:pPr>
         <w:spacing w:after="80"/>
@@ -3864,37 +3151,7 @@
           <w:color w:val="282C34"/>
           <w:sz w:val="21"/>
         </w:rPr>
-        <w:t xml:space="preserve">Where </w:t>
-      </w:r>
-      <w:r>
-        <w:rPr>
-          <w:i/>
-          <w:color w:val="145AA0"/>
-          <w:sz w:val="21"/>
-        </w:rPr>
-        <w:t>D ≤ 0.45</w:t>
-      </w:r>
-      <w:r>
-        <w:rPr>
-          <w:color w:val="282C34"/>
-          <w:sz w:val="21"/>
-        </w:rPr>
-        <w:t xml:space="preserve"> per switch (total duty ratio </w:t>
-      </w:r>
-      <w:r>
-        <w:rPr>
-          <w:i/>
-          <w:color w:val="145AA0"/>
-          <w:sz w:val="21"/>
-        </w:rPr>
-        <w:t>2D &lt; 0.90</w:t>
-      </w:r>
-      <w:r>
-        <w:rPr>
-          <w:color w:val="282C34"/>
-          <w:sz w:val="21"/>
-        </w:rPr>
-        <w:t xml:space="preserve"> to avoid overlap cross-conduction).</w:t>
+        <w:t>Where D &lt;= 0.45 per switch (total duty ratio 2D &lt; 0.90 to avoid overlap cross-conduction).</w:t>
       </w:r>
     </w:p>
     <w:p>
@@ -3922,32 +3179,50 @@
         <w:t>Because of transformer autotransformer action and leakage inductance ringing:</w:t>
       </w:r>
     </w:p>
-    <w:p>
-      <w:pPr>
-        <w:spacing w:after="80"/>
-      </w:pPr>
-      <w:r>
-        <w:rPr>
-          <w:i/>
-          <w:color w:val="145AA0"/>
-          <w:sz w:val="21"/>
-        </w:rPr>
-      </w:r>
-      <w:r>
-        <w:rPr>
-          <w:color w:val="282C34"/>
-          <w:sz w:val="21"/>
-        </w:rPr>
-        <w:t>V_{DS,pk} = 2 \cdot V_{IN,max} + V_{spike}</w:t>
-      </w:r>
-      <w:r>
-        <w:rPr>
-          <w:i/>
-          <w:color w:val="145AA0"/>
-          <w:sz w:val="21"/>
-        </w:rPr>
-      </w:r>
-    </w:p>
+    <w:tbl>
+      <w:tblPr>
+        <w:tblW w:type="auto" w:w="0"/>
+        <w:jc w:val="center"/>
+        <w:tblLook w:firstColumn="1" w:firstRow="1" w:lastColumn="0" w:lastRow="0" w:noHBand="0" w:noVBand="1" w:val="04A0"/>
+      </w:tblPr>
+      <w:tblGrid>
+        <w:gridCol w:w="9792"/>
+      </w:tblGrid>
+      <w:tr>
+        <w:tc>
+          <w:tcPr>
+            <w:tcW w:type="dxa" w:w="9792"/>
+            <w:shd w:fill="F5F6F8"/>
+            <w:tcMar>
+              <w:top w:w="80" w:type="dxa"/>
+              <w:bottom w:w="80" w:type="dxa"/>
+              <w:left w:w="140" w:type="dxa"/>
+              <w:right w:w="140" w:type="dxa"/>
+            </w:tcMar>
+            <w:tcBorders>
+              <w:left w:val="single" w:sz="18" w:space="0" w:color="CBD5E0"/>
+              <w:top w:val="none"/>
+              <w:right w:val="none"/>
+              <w:bottom w:val="none"/>
+            </w:tcBorders>
+          </w:tcPr>
+          <w:p>
+            <w:pPr>
+              <w:spacing w:line="240" w:lineRule="auto" w:after="0"/>
+            </w:pPr>
+            <w:r>
+              <w:rPr>
+                <w:rFonts w:ascii="Consolas" w:hAnsi="Consolas"/>
+                <w:color w:val="2D3748"/>
+                <w:sz w:val="18"/>
+              </w:rPr>
+              <w:t>V_DS,pk = 2 * V_IN,max + V_spike</w:t>
+            </w:r>
+          </w:p>
+        </w:tc>
+      </w:tr>
+    </w:tbl>
+    <w:p/>
     <w:p>
       <w:pPr>
         <w:spacing w:after="80"/>
@@ -3957,22 +3232,7 @@
           <w:color w:val="282C34"/>
           <w:sz w:val="21"/>
         </w:rPr>
-        <w:t xml:space="preserve">Where </w:t>
-      </w:r>
-      <w:r>
-        <w:rPr>
-          <w:i/>
-          <w:color w:val="145AA0"/>
-          <w:sz w:val="21"/>
-        </w:rPr>
-        <w:t>V_{spike = I_{pri,pk \cdot \sqrt{\frac{L_{lk{C_{oss</w:t>
-      </w:r>
-      <w:r>
-        <w:rPr>
-          <w:color w:val="282C34"/>
-          <w:sz w:val="21"/>
-        </w:rPr>
-        <w:t>.</w:t>
+        <w:t>Where V_spike = I_pri,pk * sqrt(L_lk / C_oss).</w:t>
       </w:r>
     </w:p>
     <w:p>
@@ -3992,50 +3252,53 @@
           <w:color w:val="282C34"/>
           <w:sz w:val="21"/>
         </w:rPr>
-        <w:t xml:space="preserve">: Specify MOSFET drain rating with at least a </w:t>
-      </w:r>
-      <w:r>
-        <w:rPr>
-          <w:i/>
-          <w:color w:val="145AA0"/>
-          <w:sz w:val="21"/>
-        </w:rPr>
-        <w:t>30\%</w:t>
-      </w:r>
-      <w:r>
-        <w:rPr>
-          <w:color w:val="282C34"/>
-          <w:sz w:val="21"/>
-        </w:rPr>
-        <w:t xml:space="preserve"> safety derating:</w:t>
+        <w:t>: Specify MOSFET drain rating with at least a 30\% safety derating:</w:t>
       </w:r>
     </w:p>
-    <w:p>
-      <w:pPr>
-        <w:spacing w:after="80"/>
-      </w:pPr>
-      <w:r>
-        <w:rPr>
-          <w:i/>
-          <w:color w:val="145AA0"/>
-          <w:sz w:val="21"/>
-        </w:rPr>
-      </w:r>
-      <w:r>
-        <w:rPr>
-          <w:color w:val="282C34"/>
-          <w:sz w:val="21"/>
-        </w:rPr>
-        <w:t>V_{DS,rating} \ge 2.6 \cdot V_{IN,max}</w:t>
-      </w:r>
-      <w:r>
-        <w:rPr>
-          <w:i/>
-          <w:color w:val="145AA0"/>
-          <w:sz w:val="21"/>
-        </w:rPr>
-      </w:r>
-    </w:p>
+    <w:tbl>
+      <w:tblPr>
+        <w:tblW w:type="auto" w:w="0"/>
+        <w:jc w:val="center"/>
+        <w:tblLook w:firstColumn="1" w:firstRow="1" w:lastColumn="0" w:lastRow="0" w:noHBand="0" w:noVBand="1" w:val="04A0"/>
+      </w:tblPr>
+      <w:tblGrid>
+        <w:gridCol w:w="9792"/>
+      </w:tblGrid>
+      <w:tr>
+        <w:tc>
+          <w:tcPr>
+            <w:tcW w:type="dxa" w:w="9792"/>
+            <w:shd w:fill="F5F6F8"/>
+            <w:tcMar>
+              <w:top w:w="80" w:type="dxa"/>
+              <w:bottom w:w="80" w:type="dxa"/>
+              <w:left w:w="140" w:type="dxa"/>
+              <w:right w:w="140" w:type="dxa"/>
+            </w:tcMar>
+            <w:tcBorders>
+              <w:left w:val="single" w:sz="18" w:space="0" w:color="CBD5E0"/>
+              <w:top w:val="none"/>
+              <w:right w:val="none"/>
+              <w:bottom w:val="none"/>
+            </w:tcBorders>
+          </w:tcPr>
+          <w:p>
+            <w:pPr>
+              <w:spacing w:line="240" w:lineRule="auto" w:after="0"/>
+            </w:pPr>
+            <w:r>
+              <w:rPr>
+                <w:rFonts w:ascii="Consolas" w:hAnsi="Consolas"/>
+                <w:color w:val="2D3748"/>
+                <w:sz w:val="18"/>
+              </w:rPr>
+              <w:t>V_DS,rating &gt;= 2.6 * V_IN,max</w:t>
+            </w:r>
+          </w:p>
+        </w:tc>
+      </w:tr>
+    </w:tbl>
+    <w:p/>
     <w:p>
       <w:pPr>
         <w:spacing w:before="160" w:after="80"/>
@@ -4049,32 +3312,50 @@
         <w:t>4.3 Primary RMS Current:</w:t>
       </w:r>
     </w:p>
-    <w:p>
-      <w:pPr>
-        <w:spacing w:after="80"/>
-      </w:pPr>
-      <w:r>
-        <w:rPr>
-          <w:i/>
-          <w:color w:val="145AA0"/>
-          <w:sz w:val="21"/>
-        </w:rPr>
-      </w:r>
-      <w:r>
-        <w:rPr>
-          <w:color w:val="282C34"/>
-          <w:sz w:val="21"/>
-        </w:rPr>
-        <w:t>I_{pri,rms} = \frac{N_s}{N_p} \cdot I_o \cdot \sqrt{D}</w:t>
-      </w:r>
-      <w:r>
-        <w:rPr>
-          <w:i/>
-          <w:color w:val="145AA0"/>
-          <w:sz w:val="21"/>
-        </w:rPr>
-      </w:r>
-    </w:p>
+    <w:tbl>
+      <w:tblPr>
+        <w:tblW w:type="auto" w:w="0"/>
+        <w:jc w:val="center"/>
+        <w:tblLook w:firstColumn="1" w:firstRow="1" w:lastColumn="0" w:lastRow="0" w:noHBand="0" w:noVBand="1" w:val="04A0"/>
+      </w:tblPr>
+      <w:tblGrid>
+        <w:gridCol w:w="9792"/>
+      </w:tblGrid>
+      <w:tr>
+        <w:tc>
+          <w:tcPr>
+            <w:tcW w:type="dxa" w:w="9792"/>
+            <w:shd w:fill="F5F6F8"/>
+            <w:tcMar>
+              <w:top w:w="80" w:type="dxa"/>
+              <w:bottom w:w="80" w:type="dxa"/>
+              <w:left w:w="140" w:type="dxa"/>
+              <w:right w:w="140" w:type="dxa"/>
+            </w:tcMar>
+            <w:tcBorders>
+              <w:left w:val="single" w:sz="18" w:space="0" w:color="CBD5E0"/>
+              <w:top w:val="none"/>
+              <w:right w:val="none"/>
+              <w:bottom w:val="none"/>
+            </w:tcBorders>
+          </w:tcPr>
+          <w:p>
+            <w:pPr>
+              <w:spacing w:line="240" w:lineRule="auto" w:after="0"/>
+            </w:pPr>
+            <w:r>
+              <w:rPr>
+                <w:rFonts w:ascii="Consolas" w:hAnsi="Consolas"/>
+                <w:color w:val="2D3748"/>
+                <w:sz w:val="18"/>
+              </w:rPr>
+              <w:t>I_pri,rms = N_s / N_p * I_o * sqrt(D)</w:t>
+            </w:r>
+          </w:p>
+        </w:tc>
+      </w:tr>
+    </w:tbl>
+    <w:p/>
     <w:p>
       <w:pPr>
         <w:spacing w:before="80" w:after="80"/>
@@ -4283,52 +3564,7 @@
                 <w:color w:val="282C34"/>
                 <w:sz w:val="18"/>
               </w:rPr>
-              <w:t xml:space="preserve">: </w:t>
-            </w:r>
-            <w:r>
-              <w:rPr>
-                <w:i/>
-                <w:color w:val="145AA0"/>
-                <w:sz w:val="18"/>
-              </w:rPr>
-              <w:t>2 \cdot V_{IN + spike</w:t>
-            </w:r>
-            <w:r>
-              <w:rPr>
-                <w:color w:val="282C34"/>
-                <w:sz w:val="18"/>
-              </w:rPr>
-              <w:t>. Unsuitable for universal AC/DC (</w:t>
-            </w:r>
-            <w:r>
-              <w:rPr>
-                <w:i/>
-                <w:color w:val="145AA0"/>
-                <w:sz w:val="18"/>
-              </w:rPr>
-              <w:t>400\,V</w:t>
-            </w:r>
-            <w:r>
-              <w:rPr>
-                <w:color w:val="282C34"/>
-                <w:sz w:val="18"/>
-              </w:rPr>
-              <w:t xml:space="preserve"> rail would require </w:t>
-            </w:r>
-            <w:r>
-              <w:rPr>
-                <w:i/>
-                <w:color w:val="145AA0"/>
-                <w:sz w:val="18"/>
-              </w:rPr>
-              <w:t>1000\,V+</w:t>
-            </w:r>
-            <w:r>
-              <w:rPr>
-                <w:color w:val="282C34"/>
-                <w:sz w:val="18"/>
-              </w:rPr>
-              <w:t xml:space="preserve"> switches).</w:t>
+              <w:t>: 2 * V_IN + spike. Unsuitable for universal AC/DC (400 V rail would require 1000 V+ switches).</w:t>
             </w:r>
           </w:p>
         </w:tc>
@@ -4387,22 +3623,7 @@
                 <w:color w:val="282C34"/>
                 <w:sz w:val="18"/>
               </w:rPr>
-              <w:t xml:space="preserve">: </w:t>
-            </w:r>
-            <w:r>
-              <w:rPr>
-                <w:i/>
-                <w:color w:val="145AA0"/>
-                <w:sz w:val="18"/>
-              </w:rPr>
-              <w:t>12\,V, 24\,V, 48\,V</w:t>
-            </w:r>
-            <w:r>
-              <w:rPr>
-                <w:color w:val="282C34"/>
-                <w:sz w:val="18"/>
-              </w:rPr>
-              <w:t xml:space="preserve"> battery inputs (automotive, solar off-grid, telecom inverter front-ends).</w:t>
+              <w:t>: 12 V, 24 V, 48 V battery inputs (automotive, solar off-grid, telecom inverter front-ends).</w:t>
             </w:r>
           </w:p>
         </w:tc>
@@ -4463,22 +3684,7 @@
                 <w:color w:val="282C34"/>
                 <w:sz w:val="18"/>
               </w:rPr>
-              <w:t>: Full two-quadrant excitation (</w:t>
-            </w:r>
-            <w:r>
-              <w:rPr>
-                <w:i/>
-                <w:color w:val="145AA0"/>
-                <w:sz w:val="18"/>
-              </w:rPr>
-              <w:t>± \Delta B</w:t>
-            </w:r>
-            <w:r>
-              <w:rPr>
-                <w:color w:val="282C34"/>
-                <w:sz w:val="18"/>
-              </w:rPr>
-              <w:t>). Primary winding requires bifilar center-tapped winding to minimize leakage mismatch.</w:t>
+              <w:t>: Full two-quadrant excitation (± Δ B). Primary winding requires bifilar center-tapped winding to minimize leakage mismatch.</w:t>
             </w:r>
           </w:p>
         </w:tc>
